--- a/example-data/SSP_Example_Research_Network.docx
+++ b/example-data/SSP_Example_Research_Network.docx
@@ -432,90 +432,6 @@
           </w:tcPr>
           <w:p>
             <w:r>
-              <w:t>Active Directory</w:t>
-            </w:r>
-          </w:p>
-        </w:tc>
-        <w:tc>
-          <w:tcPr>
-            <w:tcW w:type="dxa" w:w="2160"/>
-          </w:tcPr>
-          <w:p>
-            <w:r>
-              <w:t>service</w:t>
-            </w:r>
-          </w:p>
-        </w:tc>
-        <w:tc>
-          <w:tcPr>
-            <w:tcW w:type="dxa" w:w="2160"/>
-          </w:tcPr>
-          <w:p>
-            <w:r>
-              <w:t>operational</w:t>
-            </w:r>
-          </w:p>
-        </w:tc>
-        <w:tc>
-          <w:tcPr>
-            <w:tcW w:type="dxa" w:w="2160"/>
-          </w:tcPr>
-          <w:p>
-            <w:r>
-              <w:t>Provide authenciation to all devices and provide group policy to Windows computers.</w:t>
-            </w:r>
-          </w:p>
-        </w:tc>
-      </w:tr>
-      <w:tr>
-        <w:tc>
-          <w:tcPr>
-            <w:tcW w:type="dxa" w:w="2160"/>
-          </w:tcPr>
-          <w:p>
-            <w:r>
-              <w:t>System usage</w:t>
-            </w:r>
-          </w:p>
-        </w:tc>
-        <w:tc>
-          <w:tcPr>
-            <w:tcW w:type="dxa" w:w="2160"/>
-          </w:tcPr>
-          <w:p>
-            <w:r>
-              <w:t>policy</w:t>
-            </w:r>
-          </w:p>
-        </w:tc>
-        <w:tc>
-          <w:tcPr>
-            <w:tcW w:type="dxa" w:w="2160"/>
-          </w:tcPr>
-          <w:p>
-            <w:r>
-              <w:t>operational</w:t>
-            </w:r>
-          </w:p>
-        </w:tc>
-        <w:tc>
-          <w:tcPr>
-            <w:tcW w:type="dxa" w:w="2160"/>
-          </w:tcPr>
-          <w:p>
-            <w:r>
-              <w:t>The system usage policy provides clear guidance for what the system will be used for.</w:t>
-            </w:r>
-          </w:p>
-        </w:tc>
-      </w:tr>
-      <w:tr>
-        <w:tc>
-          <w:tcPr>
-            <w:tcW w:type="dxa" w:w="2160"/>
-          </w:tcPr>
-          <w:p>
-            <w:r>
               <w:t>Cabling Infrastrucutre</w:t>
             </w:r>
           </w:p>
@@ -642,6 +558,90 @@
           </w:tcPr>
           <w:p>
             <w:r>
+              <w:t>System usage</w:t>
+            </w:r>
+          </w:p>
+        </w:tc>
+        <w:tc>
+          <w:tcPr>
+            <w:tcW w:type="dxa" w:w="2160"/>
+          </w:tcPr>
+          <w:p>
+            <w:r>
+              <w:t>policy</w:t>
+            </w:r>
+          </w:p>
+        </w:tc>
+        <w:tc>
+          <w:tcPr>
+            <w:tcW w:type="dxa" w:w="2160"/>
+          </w:tcPr>
+          <w:p>
+            <w:r>
+              <w:t>operational</w:t>
+            </w:r>
+          </w:p>
+        </w:tc>
+        <w:tc>
+          <w:tcPr>
+            <w:tcW w:type="dxa" w:w="2160"/>
+          </w:tcPr>
+          <w:p>
+            <w:r>
+              <w:t>The system usage policy provides clear guidance for what the system will be used for.</w:t>
+            </w:r>
+          </w:p>
+        </w:tc>
+      </w:tr>
+      <w:tr>
+        <w:tc>
+          <w:tcPr>
+            <w:tcW w:type="dxa" w:w="2160"/>
+          </w:tcPr>
+          <w:p>
+            <w:r>
+              <w:t>Active Directory</w:t>
+            </w:r>
+          </w:p>
+        </w:tc>
+        <w:tc>
+          <w:tcPr>
+            <w:tcW w:type="dxa" w:w="2160"/>
+          </w:tcPr>
+          <w:p>
+            <w:r>
+              <w:t>service</w:t>
+            </w:r>
+          </w:p>
+        </w:tc>
+        <w:tc>
+          <w:tcPr>
+            <w:tcW w:type="dxa" w:w="2160"/>
+          </w:tcPr>
+          <w:p>
+            <w:r>
+              <w:t>operational</w:t>
+            </w:r>
+          </w:p>
+        </w:tc>
+        <w:tc>
+          <w:tcPr>
+            <w:tcW w:type="dxa" w:w="2160"/>
+          </w:tcPr>
+          <w:p>
+            <w:r>
+              <w:t>Provide authenciation to all devices and provide group policy to Windows computers.</w:t>
+            </w:r>
+          </w:p>
+        </w:tc>
+      </w:tr>
+      <w:tr>
+        <w:tc>
+          <w:tcPr>
+            <w:tcW w:type="dxa" w:w="2160"/>
+          </w:tcPr>
+          <w:p>
+            <w:r>
               <w:t>Airlock Digital</w:t>
             </w:r>
           </w:p>
@@ -678,55 +678,6 @@
         </w:tc>
       </w:tr>
     </w:tbl>
-    <w:p>
-      <w:pPr>
-        <w:pStyle w:val="Heading2"/>
-      </w:pPr>
-      <w:r>
-        <w:t>Active Directory</w:t>
-      </w:r>
-    </w:p>
-    <w:p>
-      <w:r>
-        <w:rPr>
-          <w:b/>
-        </w:rPr>
-        <w:t xml:space="preserve">Purpose: </w:t>
-      </w:r>
-      <w:r>
-        <w:t>Provide authenciation to all devices and provide group policy to Windows computers.</w:t>
-      </w:r>
-    </w:p>
-    <w:p>
-      <w:pPr>
-        <w:pStyle w:val="Heading2"/>
-      </w:pPr>
-      <w:r>
-        <w:t>System usage</w:t>
-      </w:r>
-    </w:p>
-    <w:p>
-      <w:r>
-        <w:rPr>
-          <w:b/>
-        </w:rPr>
-        <w:t xml:space="preserve">Purpose: </w:t>
-      </w:r>
-      <w:r>
-        <w:t>This policy describes how the system can be used by staff.</w:t>
-      </w:r>
-    </w:p>
-    <w:p>
-      <w:r>
-        <w:rPr>
-          <w:b/>
-        </w:rPr>
-        <w:t xml:space="preserve">Responsible Roles: </w:t>
-      </w:r>
-      <w:r>
-        <w:t>system-owner, maintainer</w:t>
-      </w:r>
-    </w:p>
     <w:p>
       <w:pPr>
         <w:pStyle w:val="Heading2"/>
@@ -789,6 +740,55 @@
         <w:pStyle w:val="Heading2"/>
       </w:pPr>
       <w:r>
+        <w:t>System usage</w:t>
+      </w:r>
+    </w:p>
+    <w:p>
+      <w:r>
+        <w:rPr>
+          <w:b/>
+        </w:rPr>
+        <w:t xml:space="preserve">Purpose: </w:t>
+      </w:r>
+      <w:r>
+        <w:t>This policy describes how the system can be used by staff.</w:t>
+      </w:r>
+    </w:p>
+    <w:p>
+      <w:r>
+        <w:rPr>
+          <w:b/>
+        </w:rPr>
+        <w:t xml:space="preserve">Responsible Roles: </w:t>
+      </w:r>
+      <w:r>
+        <w:t>system-owner, maintainer</w:t>
+      </w:r>
+    </w:p>
+    <w:p>
+      <w:pPr>
+        <w:pStyle w:val="Heading2"/>
+      </w:pPr>
+      <w:r>
+        <w:t>Active Directory</w:t>
+      </w:r>
+    </w:p>
+    <w:p>
+      <w:r>
+        <w:rPr>
+          <w:b/>
+        </w:rPr>
+        <w:t xml:space="preserve">Purpose: </w:t>
+      </w:r>
+      <w:r>
+        <w:t>Provide authenciation to all devices and provide group policy to Windows computers.</w:t>
+      </w:r>
+    </w:p>
+    <w:p>
+      <w:pPr>
+        <w:pStyle w:val="Heading2"/>
+      </w:pPr>
+      <w:r>
         <w:t>Airlock Digital</w:t>
       </w:r>
     </w:p>
@@ -812,10 +812,1349 @@
       </w:r>
     </w:p>
     <w:p>
+      <w:pPr>
+        <w:pStyle w:val="Heading2"/>
+      </w:pPr>
       <w:r>
-        <w:t>(No control implementations defined)</w:t>
+        <w:t>ism-0181</w:t>
       </w:r>
     </w:p>
+    <w:tbl>
+      <w:tblPr>
+        <w:tblStyle w:val="TableGrid"/>
+        <w:tblW w:type="auto" w:w="0"/>
+        <w:tblLook w:firstColumn="1" w:firstRow="1" w:lastColumn="0" w:lastRow="0" w:noHBand="0" w:noVBand="1" w:val="04A0"/>
+      </w:tblPr>
+      <w:tblGrid>
+        <w:gridCol w:w="2880"/>
+        <w:gridCol w:w="2880"/>
+        <w:gridCol w:w="2880"/>
+      </w:tblGrid>
+      <w:tr>
+        <w:tc>
+          <w:tcPr>
+            <w:tcW w:type="dxa" w:w="2880"/>
+            <w:shd w:val="clear" w:color="auto" w:fill="D9D9D9"/>
+          </w:tcPr>
+          <w:p>
+            <w:r>
+              <w:rPr>
+                <w:b/>
+              </w:rPr>
+              <w:t>Component</w:t>
+            </w:r>
+          </w:p>
+        </w:tc>
+        <w:tc>
+          <w:tcPr>
+            <w:tcW w:type="dxa" w:w="2880"/>
+            <w:shd w:val="clear" w:color="auto" w:fill="D9D9D9"/>
+          </w:tcPr>
+          <w:p>
+            <w:r>
+              <w:rPr>
+                <w:b/>
+              </w:rPr>
+              <w:t>Status</w:t>
+            </w:r>
+          </w:p>
+        </w:tc>
+        <w:tc>
+          <w:tcPr>
+            <w:tcW w:type="dxa" w:w="2880"/>
+            <w:shd w:val="clear" w:color="auto" w:fill="D9D9D9"/>
+          </w:tcPr>
+          <w:p>
+            <w:r>
+              <w:rPr>
+                <w:b/>
+              </w:rPr>
+              <w:t>Description</w:t>
+            </w:r>
+          </w:p>
+        </w:tc>
+      </w:tr>
+      <w:tr>
+        <w:tc>
+          <w:tcPr>
+            <w:tcW w:type="dxa" w:w="2880"/>
+          </w:tcPr>
+          <w:p>
+            <w:r>
+              <w:t>Cabling Infrastrucutre</w:t>
+            </w:r>
+          </w:p>
+        </w:tc>
+        <w:tc>
+          <w:tcPr>
+            <w:tcW w:type="dxa" w:w="2880"/>
+          </w:tcPr>
+          <w:p>
+            <w:r>
+              <w:t>implemented</w:t>
+            </w:r>
+          </w:p>
+        </w:tc>
+        <w:tc>
+          <w:tcPr>
+            <w:tcW w:type="dxa" w:w="2880"/>
+          </w:tcPr>
+          <w:p>
+            <w:r>
+              <w:t>All fibre optic wall outlets and server rack patch panels have been installed by professional cabling service companies and meet relevant Australian Standards.</w:t>
+            </w:r>
+          </w:p>
+        </w:tc>
+      </w:tr>
+    </w:tbl>
+    <w:p>
+      <w:pPr>
+        <w:pStyle w:val="Heading2"/>
+      </w:pPr>
+      <w:r>
+        <w:t>ism-1111</w:t>
+      </w:r>
+    </w:p>
+    <w:tbl>
+      <w:tblPr>
+        <w:tblStyle w:val="TableGrid"/>
+        <w:tblW w:type="auto" w:w="0"/>
+        <w:tblLook w:firstColumn="1" w:firstRow="1" w:lastColumn="0" w:lastRow="0" w:noHBand="0" w:noVBand="1" w:val="04A0"/>
+      </w:tblPr>
+      <w:tblGrid>
+        <w:gridCol w:w="2880"/>
+        <w:gridCol w:w="2880"/>
+        <w:gridCol w:w="2880"/>
+      </w:tblGrid>
+      <w:tr>
+        <w:tc>
+          <w:tcPr>
+            <w:tcW w:type="dxa" w:w="2880"/>
+            <w:shd w:val="clear" w:color="auto" w:fill="D9D9D9"/>
+          </w:tcPr>
+          <w:p>
+            <w:r>
+              <w:rPr>
+                <w:b/>
+              </w:rPr>
+              <w:t>Component</w:t>
+            </w:r>
+          </w:p>
+        </w:tc>
+        <w:tc>
+          <w:tcPr>
+            <w:tcW w:type="dxa" w:w="2880"/>
+            <w:shd w:val="clear" w:color="auto" w:fill="D9D9D9"/>
+          </w:tcPr>
+          <w:p>
+            <w:r>
+              <w:rPr>
+                <w:b/>
+              </w:rPr>
+              <w:t>Status</w:t>
+            </w:r>
+          </w:p>
+        </w:tc>
+        <w:tc>
+          <w:tcPr>
+            <w:tcW w:type="dxa" w:w="2880"/>
+            <w:shd w:val="clear" w:color="auto" w:fill="D9D9D9"/>
+          </w:tcPr>
+          <w:p>
+            <w:r>
+              <w:rPr>
+                <w:b/>
+              </w:rPr>
+              <w:t>Description</w:t>
+            </w:r>
+          </w:p>
+        </w:tc>
+      </w:tr>
+      <w:tr>
+        <w:tc>
+          <w:tcPr>
+            <w:tcW w:type="dxa" w:w="2880"/>
+          </w:tcPr>
+          <w:p>
+            <w:r>
+              <w:t>Cabling Infrastrucutre</w:t>
+            </w:r>
+          </w:p>
+        </w:tc>
+        <w:tc>
+          <w:tcPr>
+            <w:tcW w:type="dxa" w:w="2880"/>
+          </w:tcPr>
+          <w:p>
+            <w:r>
+              <w:t>implemented</w:t>
+            </w:r>
+          </w:p>
+        </w:tc>
+        <w:tc>
+          <w:tcPr>
+            <w:tcW w:type="dxa" w:w="2880"/>
+          </w:tcPr>
+          <w:p>
+            <w:r>
+              <w:t>All field outlets and server rack patch panels use fibre-optic cables. All in building fibre optic is multi-mode fibre. All long distance / between building fibre optic is single-mode fibre.</w:t>
+            </w:r>
+          </w:p>
+        </w:tc>
+      </w:tr>
+    </w:tbl>
+    <w:p>
+      <w:pPr>
+        <w:pStyle w:val="Heading2"/>
+      </w:pPr>
+      <w:r>
+        <w:t>ism-1820</w:t>
+      </w:r>
+    </w:p>
+    <w:tbl>
+      <w:tblPr>
+        <w:tblStyle w:val="TableGrid"/>
+        <w:tblW w:type="auto" w:w="0"/>
+        <w:tblLook w:firstColumn="1" w:firstRow="1" w:lastColumn="0" w:lastRow="0" w:noHBand="0" w:noVBand="1" w:val="04A0"/>
+      </w:tblPr>
+      <w:tblGrid>
+        <w:gridCol w:w="2880"/>
+        <w:gridCol w:w="2880"/>
+        <w:gridCol w:w="2880"/>
+      </w:tblGrid>
+      <w:tr>
+        <w:tc>
+          <w:tcPr>
+            <w:tcW w:type="dxa" w:w="2880"/>
+            <w:shd w:val="clear" w:color="auto" w:fill="D9D9D9"/>
+          </w:tcPr>
+          <w:p>
+            <w:r>
+              <w:rPr>
+                <w:b/>
+              </w:rPr>
+              <w:t>Component</w:t>
+            </w:r>
+          </w:p>
+        </w:tc>
+        <w:tc>
+          <w:tcPr>
+            <w:tcW w:type="dxa" w:w="2880"/>
+            <w:shd w:val="clear" w:color="auto" w:fill="D9D9D9"/>
+          </w:tcPr>
+          <w:p>
+            <w:r>
+              <w:rPr>
+                <w:b/>
+              </w:rPr>
+              <w:t>Status</w:t>
+            </w:r>
+          </w:p>
+        </w:tc>
+        <w:tc>
+          <w:tcPr>
+            <w:tcW w:type="dxa" w:w="2880"/>
+            <w:shd w:val="clear" w:color="auto" w:fill="D9D9D9"/>
+          </w:tcPr>
+          <w:p>
+            <w:r>
+              <w:rPr>
+                <w:b/>
+              </w:rPr>
+              <w:t>Description</w:t>
+            </w:r>
+          </w:p>
+        </w:tc>
+      </w:tr>
+      <w:tr>
+        <w:tc>
+          <w:tcPr>
+            <w:tcW w:type="dxa" w:w="2880"/>
+          </w:tcPr>
+          <w:p>
+            <w:r>
+              <w:t>Cabling Infrastrucutre</w:t>
+            </w:r>
+          </w:p>
+        </w:tc>
+        <w:tc>
+          <w:tcPr>
+            <w:tcW w:type="dxa" w:w="2880"/>
+          </w:tcPr>
+          <w:p>
+            <w:r>
+              <w:t>implemented</w:t>
+            </w:r>
+          </w:p>
+        </w:tc>
+        <w:tc>
+          <w:tcPr>
+            <w:tcW w:type="dxa" w:w="2880"/>
+          </w:tcPr>
+          <w:p>
+            <w:r>
+              <w:t>All fibre-optic and copper cables use a consistent colour.</w:t>
+            </w:r>
+          </w:p>
+        </w:tc>
+      </w:tr>
+    </w:tbl>
+    <w:p>
+      <w:pPr>
+        <w:pStyle w:val="Heading2"/>
+      </w:pPr>
+      <w:r>
+        <w:t>ism-0639</w:t>
+      </w:r>
+    </w:p>
+    <w:tbl>
+      <w:tblPr>
+        <w:tblStyle w:val="TableGrid"/>
+        <w:tblW w:type="auto" w:w="0"/>
+        <w:tblLook w:firstColumn="1" w:firstRow="1" w:lastColumn="0" w:lastRow="0" w:noHBand="0" w:noVBand="1" w:val="04A0"/>
+      </w:tblPr>
+      <w:tblGrid>
+        <w:gridCol w:w="2880"/>
+        <w:gridCol w:w="2880"/>
+        <w:gridCol w:w="2880"/>
+      </w:tblGrid>
+      <w:tr>
+        <w:tc>
+          <w:tcPr>
+            <w:tcW w:type="dxa" w:w="2880"/>
+            <w:shd w:val="clear" w:color="auto" w:fill="D9D9D9"/>
+          </w:tcPr>
+          <w:p>
+            <w:r>
+              <w:rPr>
+                <w:b/>
+              </w:rPr>
+              <w:t>Component</w:t>
+            </w:r>
+          </w:p>
+        </w:tc>
+        <w:tc>
+          <w:tcPr>
+            <w:tcW w:type="dxa" w:w="2880"/>
+            <w:shd w:val="clear" w:color="auto" w:fill="D9D9D9"/>
+          </w:tcPr>
+          <w:p>
+            <w:r>
+              <w:rPr>
+                <w:b/>
+              </w:rPr>
+              <w:t>Status</w:t>
+            </w:r>
+          </w:p>
+        </w:tc>
+        <w:tc>
+          <w:tcPr>
+            <w:tcW w:type="dxa" w:w="2880"/>
+            <w:shd w:val="clear" w:color="auto" w:fill="D9D9D9"/>
+          </w:tcPr>
+          <w:p>
+            <w:r>
+              <w:rPr>
+                <w:b/>
+              </w:rPr>
+              <w:t>Description</w:t>
+            </w:r>
+          </w:p>
+        </w:tc>
+      </w:tr>
+      <w:tr>
+        <w:tc>
+          <w:tcPr>
+            <w:tcW w:type="dxa" w:w="2880"/>
+          </w:tcPr>
+          <w:p>
+            <w:r>
+              <w:t>Firewall central</w:t>
+            </w:r>
+          </w:p>
+        </w:tc>
+        <w:tc>
+          <w:tcPr>
+            <w:tcW w:type="dxa" w:w="2880"/>
+          </w:tcPr>
+          <w:p>
+            <w:r>
+              <w:t>implemented</w:t>
+            </w:r>
+          </w:p>
+        </w:tc>
+        <w:tc>
+          <w:tcPr>
+            <w:tcW w:type="dxa" w:w="2880"/>
+          </w:tcPr>
+          <w:p>
+            <w:r>
+              <w:t>The central Firewall is used to provide network segregation between different security domains.</w:t>
+            </w:r>
+          </w:p>
+        </w:tc>
+      </w:tr>
+    </w:tbl>
+    <w:p>
+      <w:pPr>
+        <w:pStyle w:val="Heading2"/>
+      </w:pPr>
+      <w:r>
+        <w:t>ism-0457</w:t>
+      </w:r>
+    </w:p>
+    <w:tbl>
+      <w:tblPr>
+        <w:tblStyle w:val="TableGrid"/>
+        <w:tblW w:type="auto" w:w="0"/>
+        <w:tblLook w:firstColumn="1" w:firstRow="1" w:lastColumn="0" w:lastRow="0" w:noHBand="0" w:noVBand="1" w:val="04A0"/>
+      </w:tblPr>
+      <w:tblGrid>
+        <w:gridCol w:w="2880"/>
+        <w:gridCol w:w="2880"/>
+        <w:gridCol w:w="2880"/>
+      </w:tblGrid>
+      <w:tr>
+        <w:tc>
+          <w:tcPr>
+            <w:tcW w:type="dxa" w:w="2880"/>
+            <w:shd w:val="clear" w:color="auto" w:fill="D9D9D9"/>
+          </w:tcPr>
+          <w:p>
+            <w:r>
+              <w:rPr>
+                <w:b/>
+              </w:rPr>
+              <w:t>Component</w:t>
+            </w:r>
+          </w:p>
+        </w:tc>
+        <w:tc>
+          <w:tcPr>
+            <w:tcW w:type="dxa" w:w="2880"/>
+            <w:shd w:val="clear" w:color="auto" w:fill="D9D9D9"/>
+          </w:tcPr>
+          <w:p>
+            <w:r>
+              <w:rPr>
+                <w:b/>
+              </w:rPr>
+              <w:t>Status</w:t>
+            </w:r>
+          </w:p>
+        </w:tc>
+        <w:tc>
+          <w:tcPr>
+            <w:tcW w:type="dxa" w:w="2880"/>
+            <w:shd w:val="clear" w:color="auto" w:fill="D9D9D9"/>
+          </w:tcPr>
+          <w:p>
+            <w:r>
+              <w:rPr>
+                <w:b/>
+              </w:rPr>
+              <w:t>Description</w:t>
+            </w:r>
+          </w:p>
+        </w:tc>
+      </w:tr>
+      <w:tr>
+        <w:tc>
+          <w:tcPr>
+            <w:tcW w:type="dxa" w:w="2880"/>
+          </w:tcPr>
+          <w:p>
+            <w:r>
+              <w:t>network encryptor ABC</w:t>
+            </w:r>
+          </w:p>
+        </w:tc>
+        <w:tc>
+          <w:tcPr>
+            <w:tcW w:type="dxa" w:w="2880"/>
+          </w:tcPr>
+          <w:p>
+            <w:r>
+              <w:t>implemented</w:t>
+            </w:r>
+          </w:p>
+        </w:tc>
+        <w:tc>
+          <w:tcPr>
+            <w:tcW w:type="dxa" w:w="2880"/>
+          </w:tcPr>
+          <w:p>
+            <w:r>
+              <w:t>This device means the cryptographic requirements.</w:t>
+            </w:r>
+          </w:p>
+        </w:tc>
+      </w:tr>
+    </w:tbl>
+    <w:p>
+      <w:pPr>
+        <w:pStyle w:val="Heading2"/>
+      </w:pPr>
+      <w:r>
+        <w:t>ism-0465</w:t>
+      </w:r>
+    </w:p>
+    <w:tbl>
+      <w:tblPr>
+        <w:tblStyle w:val="TableGrid"/>
+        <w:tblW w:type="auto" w:w="0"/>
+        <w:tblLook w:firstColumn="1" w:firstRow="1" w:lastColumn="0" w:lastRow="0" w:noHBand="0" w:noVBand="1" w:val="04A0"/>
+      </w:tblPr>
+      <w:tblGrid>
+        <w:gridCol w:w="2880"/>
+        <w:gridCol w:w="2880"/>
+        <w:gridCol w:w="2880"/>
+      </w:tblGrid>
+      <w:tr>
+        <w:tc>
+          <w:tcPr>
+            <w:tcW w:type="dxa" w:w="2880"/>
+            <w:shd w:val="clear" w:color="auto" w:fill="D9D9D9"/>
+          </w:tcPr>
+          <w:p>
+            <w:r>
+              <w:rPr>
+                <w:b/>
+              </w:rPr>
+              <w:t>Component</w:t>
+            </w:r>
+          </w:p>
+        </w:tc>
+        <w:tc>
+          <w:tcPr>
+            <w:tcW w:type="dxa" w:w="2880"/>
+            <w:shd w:val="clear" w:color="auto" w:fill="D9D9D9"/>
+          </w:tcPr>
+          <w:p>
+            <w:r>
+              <w:rPr>
+                <w:b/>
+              </w:rPr>
+              <w:t>Status</w:t>
+            </w:r>
+          </w:p>
+        </w:tc>
+        <w:tc>
+          <w:tcPr>
+            <w:tcW w:type="dxa" w:w="2880"/>
+            <w:shd w:val="clear" w:color="auto" w:fill="D9D9D9"/>
+          </w:tcPr>
+          <w:p>
+            <w:r>
+              <w:rPr>
+                <w:b/>
+              </w:rPr>
+              <w:t>Description</w:t>
+            </w:r>
+          </w:p>
+        </w:tc>
+      </w:tr>
+      <w:tr>
+        <w:tc>
+          <w:tcPr>
+            <w:tcW w:type="dxa" w:w="2880"/>
+          </w:tcPr>
+          <w:p>
+            <w:r>
+              <w:t>network encryptor ABC</w:t>
+            </w:r>
+          </w:p>
+        </w:tc>
+        <w:tc>
+          <w:tcPr>
+            <w:tcW w:type="dxa" w:w="2880"/>
+          </w:tcPr>
+          <w:p>
+            <w:r>
+              <w:t>implemented</w:t>
+            </w:r>
+          </w:p>
+        </w:tc>
+        <w:tc>
+          <w:tcPr>
+            <w:tcW w:type="dxa" w:w="2880"/>
+          </w:tcPr>
+          <w:p>
+            <w:r>
+              <w:t>The common criteria evaluation certificate is document abc</w:t>
+            </w:r>
+          </w:p>
+        </w:tc>
+      </w:tr>
+    </w:tbl>
+    <w:p>
+      <w:pPr>
+        <w:pStyle w:val="Heading2"/>
+      </w:pPr>
+      <w:r>
+        <w:t>ism-1864</w:t>
+      </w:r>
+    </w:p>
+    <w:tbl>
+      <w:tblPr>
+        <w:tblStyle w:val="TableGrid"/>
+        <w:tblW w:type="auto" w:w="0"/>
+        <w:tblLook w:firstColumn="1" w:firstRow="1" w:lastColumn="0" w:lastRow="0" w:noHBand="0" w:noVBand="1" w:val="04A0"/>
+      </w:tblPr>
+      <w:tblGrid>
+        <w:gridCol w:w="2880"/>
+        <w:gridCol w:w="2880"/>
+        <w:gridCol w:w="2880"/>
+      </w:tblGrid>
+      <w:tr>
+        <w:tc>
+          <w:tcPr>
+            <w:tcW w:type="dxa" w:w="2880"/>
+            <w:shd w:val="clear" w:color="auto" w:fill="D9D9D9"/>
+          </w:tcPr>
+          <w:p>
+            <w:r>
+              <w:rPr>
+                <w:b/>
+              </w:rPr>
+              <w:t>Component</w:t>
+            </w:r>
+          </w:p>
+        </w:tc>
+        <w:tc>
+          <w:tcPr>
+            <w:tcW w:type="dxa" w:w="2880"/>
+            <w:shd w:val="clear" w:color="auto" w:fill="D9D9D9"/>
+          </w:tcPr>
+          <w:p>
+            <w:r>
+              <w:rPr>
+                <w:b/>
+              </w:rPr>
+              <w:t>Status</w:t>
+            </w:r>
+          </w:p>
+        </w:tc>
+        <w:tc>
+          <w:tcPr>
+            <w:tcW w:type="dxa" w:w="2880"/>
+            <w:shd w:val="clear" w:color="auto" w:fill="D9D9D9"/>
+          </w:tcPr>
+          <w:p>
+            <w:r>
+              <w:rPr>
+                <w:b/>
+              </w:rPr>
+              <w:t>Description</w:t>
+            </w:r>
+          </w:p>
+        </w:tc>
+      </w:tr>
+      <w:tr>
+        <w:tc>
+          <w:tcPr>
+            <w:tcW w:type="dxa" w:w="2880"/>
+          </w:tcPr>
+          <w:p>
+            <w:r>
+              <w:t>System usage</w:t>
+            </w:r>
+          </w:p>
+        </w:tc>
+        <w:tc>
+          <w:tcPr>
+            <w:tcW w:type="dxa" w:w="2880"/>
+          </w:tcPr>
+          <w:p>
+            <w:r>
+              <w:t>implemented</w:t>
+            </w:r>
+          </w:p>
+        </w:tc>
+        <w:tc>
+          <w:tcPr>
+            <w:tcW w:type="dxa" w:w="2880"/>
+          </w:tcPr>
+          <w:p>
+            <w:r>
+              <w:t>A system usage policy exists and is checked and maintained yearly.</w:t>
+            </w:r>
+          </w:p>
+        </w:tc>
+      </w:tr>
+    </w:tbl>
+    <w:p>
+      <w:pPr>
+        <w:pStyle w:val="Heading2"/>
+      </w:pPr>
+      <w:r>
+        <w:t>ism-1055</w:t>
+      </w:r>
+    </w:p>
+    <w:tbl>
+      <w:tblPr>
+        <w:tblStyle w:val="TableGrid"/>
+        <w:tblW w:type="auto" w:w="0"/>
+        <w:tblLook w:firstColumn="1" w:firstRow="1" w:lastColumn="0" w:lastRow="0" w:noHBand="0" w:noVBand="1" w:val="04A0"/>
+      </w:tblPr>
+      <w:tblGrid>
+        <w:gridCol w:w="2880"/>
+        <w:gridCol w:w="2880"/>
+        <w:gridCol w:w="2880"/>
+      </w:tblGrid>
+      <w:tr>
+        <w:tc>
+          <w:tcPr>
+            <w:tcW w:type="dxa" w:w="2880"/>
+            <w:shd w:val="clear" w:color="auto" w:fill="D9D9D9"/>
+          </w:tcPr>
+          <w:p>
+            <w:r>
+              <w:rPr>
+                <w:b/>
+              </w:rPr>
+              <w:t>Component</w:t>
+            </w:r>
+          </w:p>
+        </w:tc>
+        <w:tc>
+          <w:tcPr>
+            <w:tcW w:type="dxa" w:w="2880"/>
+            <w:shd w:val="clear" w:color="auto" w:fill="D9D9D9"/>
+          </w:tcPr>
+          <w:p>
+            <w:r>
+              <w:rPr>
+                <w:b/>
+              </w:rPr>
+              <w:t>Status</w:t>
+            </w:r>
+          </w:p>
+        </w:tc>
+        <w:tc>
+          <w:tcPr>
+            <w:tcW w:type="dxa" w:w="2880"/>
+            <w:shd w:val="clear" w:color="auto" w:fill="D9D9D9"/>
+          </w:tcPr>
+          <w:p>
+            <w:r>
+              <w:rPr>
+                <w:b/>
+              </w:rPr>
+              <w:t>Description</w:t>
+            </w:r>
+          </w:p>
+        </w:tc>
+      </w:tr>
+      <w:tr>
+        <w:tc>
+          <w:tcPr>
+            <w:tcW w:type="dxa" w:w="2880"/>
+          </w:tcPr>
+          <w:p>
+            <w:r>
+              <w:t>Active Directory</w:t>
+            </w:r>
+          </w:p>
+        </w:tc>
+        <w:tc>
+          <w:tcPr>
+            <w:tcW w:type="dxa" w:w="2880"/>
+          </w:tcPr>
+          <w:p>
+            <w:r>
+              <w:t>implemented</w:t>
+            </w:r>
+          </w:p>
+        </w:tc>
+        <w:tc>
+          <w:tcPr>
+            <w:tcW w:type="dxa" w:w="2880"/>
+          </w:tcPr>
+          <w:p>
+            <w:r>
+              <w:t>AD has a group policy applied to all Windows computers that disables LAN Manager and NT LAN Manager authenication.</w:t>
+            </w:r>
+          </w:p>
+        </w:tc>
+      </w:tr>
+    </w:tbl>
+    <w:p>
+      <w:pPr>
+        <w:pStyle w:val="Heading2"/>
+      </w:pPr>
+      <w:r>
+        <w:t>ism-1546</w:t>
+      </w:r>
+    </w:p>
+    <w:tbl>
+      <w:tblPr>
+        <w:tblStyle w:val="TableGrid"/>
+        <w:tblW w:type="auto" w:w="0"/>
+        <w:tblLook w:firstColumn="1" w:firstRow="1" w:lastColumn="0" w:lastRow="0" w:noHBand="0" w:noVBand="1" w:val="04A0"/>
+      </w:tblPr>
+      <w:tblGrid>
+        <w:gridCol w:w="2880"/>
+        <w:gridCol w:w="2880"/>
+        <w:gridCol w:w="2880"/>
+      </w:tblGrid>
+      <w:tr>
+        <w:tc>
+          <w:tcPr>
+            <w:tcW w:type="dxa" w:w="2880"/>
+            <w:shd w:val="clear" w:color="auto" w:fill="D9D9D9"/>
+          </w:tcPr>
+          <w:p>
+            <w:r>
+              <w:rPr>
+                <w:b/>
+              </w:rPr>
+              <w:t>Component</w:t>
+            </w:r>
+          </w:p>
+        </w:tc>
+        <w:tc>
+          <w:tcPr>
+            <w:tcW w:type="dxa" w:w="2880"/>
+            <w:shd w:val="clear" w:color="auto" w:fill="D9D9D9"/>
+          </w:tcPr>
+          <w:p>
+            <w:r>
+              <w:rPr>
+                <w:b/>
+              </w:rPr>
+              <w:t>Status</w:t>
+            </w:r>
+          </w:p>
+        </w:tc>
+        <w:tc>
+          <w:tcPr>
+            <w:tcW w:type="dxa" w:w="2880"/>
+            <w:shd w:val="clear" w:color="auto" w:fill="D9D9D9"/>
+          </w:tcPr>
+          <w:p>
+            <w:r>
+              <w:rPr>
+                <w:b/>
+              </w:rPr>
+              <w:t>Description</w:t>
+            </w:r>
+          </w:p>
+        </w:tc>
+      </w:tr>
+      <w:tr>
+        <w:tc>
+          <w:tcPr>
+            <w:tcW w:type="dxa" w:w="2880"/>
+          </w:tcPr>
+          <w:p>
+            <w:r>
+              <w:t>Active Directory</w:t>
+            </w:r>
+          </w:p>
+        </w:tc>
+        <w:tc>
+          <w:tcPr>
+            <w:tcW w:type="dxa" w:w="2880"/>
+          </w:tcPr>
+          <w:p>
+            <w:r>
+              <w:t>implemented</w:t>
+            </w:r>
+          </w:p>
+        </w:tc>
+        <w:tc>
+          <w:tcPr>
+            <w:tcW w:type="dxa" w:w="2880"/>
+          </w:tcPr>
+          <w:p>
+            <w:r>
+              <w:t>All users must authenicate against AD before being provided access to systems and resources.</w:t>
+            </w:r>
+          </w:p>
+        </w:tc>
+      </w:tr>
+    </w:tbl>
+    <w:p>
+      <w:pPr>
+        <w:pStyle w:val="Heading2"/>
+      </w:pPr>
+      <w:r>
+        <w:t>ism-0417</w:t>
+      </w:r>
+    </w:p>
+    <w:tbl>
+      <w:tblPr>
+        <w:tblStyle w:val="TableGrid"/>
+        <w:tblW w:type="auto" w:w="0"/>
+        <w:tblLook w:firstColumn="1" w:firstRow="1" w:lastColumn="0" w:lastRow="0" w:noHBand="0" w:noVBand="1" w:val="04A0"/>
+      </w:tblPr>
+      <w:tblGrid>
+        <w:gridCol w:w="2880"/>
+        <w:gridCol w:w="2880"/>
+        <w:gridCol w:w="2880"/>
+      </w:tblGrid>
+      <w:tr>
+        <w:tc>
+          <w:tcPr>
+            <w:tcW w:type="dxa" w:w="2880"/>
+            <w:shd w:val="clear" w:color="auto" w:fill="D9D9D9"/>
+          </w:tcPr>
+          <w:p>
+            <w:r>
+              <w:rPr>
+                <w:b/>
+              </w:rPr>
+              <w:t>Component</w:t>
+            </w:r>
+          </w:p>
+        </w:tc>
+        <w:tc>
+          <w:tcPr>
+            <w:tcW w:type="dxa" w:w="2880"/>
+            <w:shd w:val="clear" w:color="auto" w:fill="D9D9D9"/>
+          </w:tcPr>
+          <w:p>
+            <w:r>
+              <w:rPr>
+                <w:b/>
+              </w:rPr>
+              <w:t>Status</w:t>
+            </w:r>
+          </w:p>
+        </w:tc>
+        <w:tc>
+          <w:tcPr>
+            <w:tcW w:type="dxa" w:w="2880"/>
+            <w:shd w:val="clear" w:color="auto" w:fill="D9D9D9"/>
+          </w:tcPr>
+          <w:p>
+            <w:r>
+              <w:rPr>
+                <w:b/>
+              </w:rPr>
+              <w:t>Description</w:t>
+            </w:r>
+          </w:p>
+        </w:tc>
+      </w:tr>
+      <w:tr>
+        <w:tc>
+          <w:tcPr>
+            <w:tcW w:type="dxa" w:w="2880"/>
+          </w:tcPr>
+          <w:p>
+            <w:r>
+              <w:t>Active Directory</w:t>
+            </w:r>
+          </w:p>
+        </w:tc>
+        <w:tc>
+          <w:tcPr>
+            <w:tcW w:type="dxa" w:w="2880"/>
+          </w:tcPr>
+          <w:p>
+            <w:r>
+              <w:t>implemented</w:t>
+            </w:r>
+          </w:p>
+        </w:tc>
+        <w:tc>
+          <w:tcPr>
+            <w:tcW w:type="dxa" w:w="2880"/>
+          </w:tcPr>
+          <w:p>
+            <w:r>
+              <w:t>Currently the system is using single-factor authenciation using passwords.</w:t>
+            </w:r>
+          </w:p>
+        </w:tc>
+      </w:tr>
+    </w:tbl>
+    <w:p>
+      <w:pPr>
+        <w:pStyle w:val="Heading2"/>
+      </w:pPr>
+      <w:r>
+        <w:t>ism-0843</w:t>
+      </w:r>
+    </w:p>
+    <w:tbl>
+      <w:tblPr>
+        <w:tblStyle w:val="TableGrid"/>
+        <w:tblW w:type="auto" w:w="0"/>
+        <w:tblLook w:firstColumn="1" w:firstRow="1" w:lastColumn="0" w:lastRow="0" w:noHBand="0" w:noVBand="1" w:val="04A0"/>
+      </w:tblPr>
+      <w:tblGrid>
+        <w:gridCol w:w="2880"/>
+        <w:gridCol w:w="2880"/>
+        <w:gridCol w:w="2880"/>
+      </w:tblGrid>
+      <w:tr>
+        <w:tc>
+          <w:tcPr>
+            <w:tcW w:type="dxa" w:w="2880"/>
+            <w:shd w:val="clear" w:color="auto" w:fill="D9D9D9"/>
+          </w:tcPr>
+          <w:p>
+            <w:r>
+              <w:rPr>
+                <w:b/>
+              </w:rPr>
+              <w:t>Component</w:t>
+            </w:r>
+          </w:p>
+        </w:tc>
+        <w:tc>
+          <w:tcPr>
+            <w:tcW w:type="dxa" w:w="2880"/>
+            <w:shd w:val="clear" w:color="auto" w:fill="D9D9D9"/>
+          </w:tcPr>
+          <w:p>
+            <w:r>
+              <w:rPr>
+                <w:b/>
+              </w:rPr>
+              <w:t>Status</w:t>
+            </w:r>
+          </w:p>
+        </w:tc>
+        <w:tc>
+          <w:tcPr>
+            <w:tcW w:type="dxa" w:w="2880"/>
+            <w:shd w:val="clear" w:color="auto" w:fill="D9D9D9"/>
+          </w:tcPr>
+          <w:p>
+            <w:r>
+              <w:rPr>
+                <w:b/>
+              </w:rPr>
+              <w:t>Description</w:t>
+            </w:r>
+          </w:p>
+        </w:tc>
+      </w:tr>
+      <w:tr>
+        <w:tc>
+          <w:tcPr>
+            <w:tcW w:type="dxa" w:w="2880"/>
+          </w:tcPr>
+          <w:p>
+            <w:r>
+              <w:t>Airlock Digital</w:t>
+            </w:r>
+          </w:p>
+        </w:tc>
+        <w:tc>
+          <w:tcPr>
+            <w:tcW w:type="dxa" w:w="2880"/>
+          </w:tcPr>
+          <w:p>
+            <w:r>
+              <w:t>implemented</w:t>
+            </w:r>
+          </w:p>
+        </w:tc>
+        <w:tc>
+          <w:tcPr>
+            <w:tcW w:type="dxa" w:w="2880"/>
+          </w:tcPr>
+          <w:p>
+            <w:r>
+              <w:t>Airlock Digital agent is installed on all Windows workstations via group policy. All workstations are configured in enforcement mode providing application control.</w:t>
+            </w:r>
+          </w:p>
+        </w:tc>
+      </w:tr>
+    </w:tbl>
+    <w:p>
+      <w:pPr>
+        <w:pStyle w:val="Heading2"/>
+      </w:pPr>
+      <w:r>
+        <w:t>ism-1656</w:t>
+      </w:r>
+    </w:p>
+    <w:tbl>
+      <w:tblPr>
+        <w:tblStyle w:val="TableGrid"/>
+        <w:tblW w:type="auto" w:w="0"/>
+        <w:tblLook w:firstColumn="1" w:firstRow="1" w:lastColumn="0" w:lastRow="0" w:noHBand="0" w:noVBand="1" w:val="04A0"/>
+      </w:tblPr>
+      <w:tblGrid>
+        <w:gridCol w:w="2880"/>
+        <w:gridCol w:w="2880"/>
+        <w:gridCol w:w="2880"/>
+      </w:tblGrid>
+      <w:tr>
+        <w:tc>
+          <w:tcPr>
+            <w:tcW w:type="dxa" w:w="2880"/>
+            <w:shd w:val="clear" w:color="auto" w:fill="D9D9D9"/>
+          </w:tcPr>
+          <w:p>
+            <w:r>
+              <w:rPr>
+                <w:b/>
+              </w:rPr>
+              <w:t>Component</w:t>
+            </w:r>
+          </w:p>
+        </w:tc>
+        <w:tc>
+          <w:tcPr>
+            <w:tcW w:type="dxa" w:w="2880"/>
+            <w:shd w:val="clear" w:color="auto" w:fill="D9D9D9"/>
+          </w:tcPr>
+          <w:p>
+            <w:r>
+              <w:rPr>
+                <w:b/>
+              </w:rPr>
+              <w:t>Status</w:t>
+            </w:r>
+          </w:p>
+        </w:tc>
+        <w:tc>
+          <w:tcPr>
+            <w:tcW w:type="dxa" w:w="2880"/>
+            <w:shd w:val="clear" w:color="auto" w:fill="D9D9D9"/>
+          </w:tcPr>
+          <w:p>
+            <w:r>
+              <w:rPr>
+                <w:b/>
+              </w:rPr>
+              <w:t>Description</w:t>
+            </w:r>
+          </w:p>
+        </w:tc>
+      </w:tr>
+      <w:tr>
+        <w:tc>
+          <w:tcPr>
+            <w:tcW w:type="dxa" w:w="2880"/>
+          </w:tcPr>
+          <w:p>
+            <w:r>
+              <w:t>Airlock Digital</w:t>
+            </w:r>
+          </w:p>
+        </w:tc>
+        <w:tc>
+          <w:tcPr>
+            <w:tcW w:type="dxa" w:w="2880"/>
+          </w:tcPr>
+          <w:p>
+            <w:r>
+              <w:t>implemented</w:t>
+            </w:r>
+          </w:p>
+        </w:tc>
+        <w:tc>
+          <w:tcPr>
+            <w:tcW w:type="dxa" w:w="2880"/>
+          </w:tcPr>
+          <w:p>
+            <w:r>
+              <w:t>Airlock Digital agent is installed on all non-internface facing servers. All servers are configured in enforcement mode providing applicaiton control.</w:t>
+            </w:r>
+          </w:p>
+        </w:tc>
+      </w:tr>
+    </w:tbl>
+    <w:p>
+      <w:pPr>
+        <w:pStyle w:val="Heading2"/>
+      </w:pPr>
+      <w:r>
+        <w:t>ism-0955</w:t>
+      </w:r>
+    </w:p>
+    <w:tbl>
+      <w:tblPr>
+        <w:tblStyle w:val="TableGrid"/>
+        <w:tblW w:type="auto" w:w="0"/>
+        <w:tblLook w:firstColumn="1" w:firstRow="1" w:lastColumn="0" w:lastRow="0" w:noHBand="0" w:noVBand="1" w:val="04A0"/>
+      </w:tblPr>
+      <w:tblGrid>
+        <w:gridCol w:w="2880"/>
+        <w:gridCol w:w="2880"/>
+        <w:gridCol w:w="2880"/>
+      </w:tblGrid>
+      <w:tr>
+        <w:tc>
+          <w:tcPr>
+            <w:tcW w:type="dxa" w:w="2880"/>
+            <w:shd w:val="clear" w:color="auto" w:fill="D9D9D9"/>
+          </w:tcPr>
+          <w:p>
+            <w:r>
+              <w:rPr>
+                <w:b/>
+              </w:rPr>
+              <w:t>Component</w:t>
+            </w:r>
+          </w:p>
+        </w:tc>
+        <w:tc>
+          <w:tcPr>
+            <w:tcW w:type="dxa" w:w="2880"/>
+            <w:shd w:val="clear" w:color="auto" w:fill="D9D9D9"/>
+          </w:tcPr>
+          <w:p>
+            <w:r>
+              <w:rPr>
+                <w:b/>
+              </w:rPr>
+              <w:t>Status</w:t>
+            </w:r>
+          </w:p>
+        </w:tc>
+        <w:tc>
+          <w:tcPr>
+            <w:tcW w:type="dxa" w:w="2880"/>
+            <w:shd w:val="clear" w:color="auto" w:fill="D9D9D9"/>
+          </w:tcPr>
+          <w:p>
+            <w:r>
+              <w:rPr>
+                <w:b/>
+              </w:rPr>
+              <w:t>Description</w:t>
+            </w:r>
+          </w:p>
+        </w:tc>
+      </w:tr>
+      <w:tr>
+        <w:tc>
+          <w:tcPr>
+            <w:tcW w:type="dxa" w:w="2880"/>
+          </w:tcPr>
+          <w:p>
+            <w:r>
+              <w:t>Airlock Digital</w:t>
+            </w:r>
+          </w:p>
+        </w:tc>
+        <w:tc>
+          <w:tcPr>
+            <w:tcW w:type="dxa" w:w="2880"/>
+          </w:tcPr>
+          <w:p>
+            <w:r>
+              <w:t>implemented</w:t>
+            </w:r>
+          </w:p>
+        </w:tc>
+        <w:tc>
+          <w:tcPr>
+            <w:tcW w:type="dxa" w:w="2880"/>
+          </w:tcPr>
+          <w:p>
+            <w:r>
+              <w:t>Airlock Digital implements application control using cryptographic hash rules, publisher certificate rules and path rules.</w:t>
+            </w:r>
+          </w:p>
+        </w:tc>
+      </w:tr>
+    </w:tbl>
+    <w:p>
+      <w:pPr>
+        <w:pStyle w:val="Heading2"/>
+      </w:pPr>
+      <w:r>
+        <w:t>ism-1471</w:t>
+      </w:r>
+    </w:p>
+    <w:tbl>
+      <w:tblPr>
+        <w:tblStyle w:val="TableGrid"/>
+        <w:tblW w:type="auto" w:w="0"/>
+        <w:tblLook w:firstColumn="1" w:firstRow="1" w:lastColumn="0" w:lastRow="0" w:noHBand="0" w:noVBand="1" w:val="04A0"/>
+      </w:tblPr>
+      <w:tblGrid>
+        <w:gridCol w:w="2880"/>
+        <w:gridCol w:w="2880"/>
+        <w:gridCol w:w="2880"/>
+      </w:tblGrid>
+      <w:tr>
+        <w:tc>
+          <w:tcPr>
+            <w:tcW w:type="dxa" w:w="2880"/>
+            <w:shd w:val="clear" w:color="auto" w:fill="D9D9D9"/>
+          </w:tcPr>
+          <w:p>
+            <w:r>
+              <w:rPr>
+                <w:b/>
+              </w:rPr>
+              <w:t>Component</w:t>
+            </w:r>
+          </w:p>
+        </w:tc>
+        <w:tc>
+          <w:tcPr>
+            <w:tcW w:type="dxa" w:w="2880"/>
+            <w:shd w:val="clear" w:color="auto" w:fill="D9D9D9"/>
+          </w:tcPr>
+          <w:p>
+            <w:r>
+              <w:rPr>
+                <w:b/>
+              </w:rPr>
+              <w:t>Status</w:t>
+            </w:r>
+          </w:p>
+        </w:tc>
+        <w:tc>
+          <w:tcPr>
+            <w:tcW w:type="dxa" w:w="2880"/>
+            <w:shd w:val="clear" w:color="auto" w:fill="D9D9D9"/>
+          </w:tcPr>
+          <w:p>
+            <w:r>
+              <w:rPr>
+                <w:b/>
+              </w:rPr>
+              <w:t>Description</w:t>
+            </w:r>
+          </w:p>
+        </w:tc>
+      </w:tr>
+      <w:tr>
+        <w:tc>
+          <w:tcPr>
+            <w:tcW w:type="dxa" w:w="2880"/>
+          </w:tcPr>
+          <w:p>
+            <w:r>
+              <w:t>Airlock Digital</w:t>
+            </w:r>
+          </w:p>
+        </w:tc>
+        <w:tc>
+          <w:tcPr>
+            <w:tcW w:type="dxa" w:w="2880"/>
+          </w:tcPr>
+          <w:p>
+            <w:r>
+              <w:t>implemented</w:t>
+            </w:r>
+          </w:p>
+        </w:tc>
+        <w:tc>
+          <w:tcPr>
+            <w:tcW w:type="dxa" w:w="2880"/>
+          </w:tcPr>
+          <w:p>
+            <w:r>
+              <w:t>Airlock digital  implemented application control using publisher certificate rules. Publisher names and product names are used.</w:t>
+            </w:r>
+          </w:p>
+        </w:tc>
+      </w:tr>
+    </w:tbl>
     <w:sectPr>
       <w:pgSz w:w="12240" w:h="15840"/>
       <w:pgMar w:top="1440" w:right="1800" w:bottom="1440" w:left="1800" w:header="720" w:footer="720" w:gutter="0"/>

--- a/example-data/SSP_Example_Research_Network.docx
+++ b/example-data/SSP_Example_Research_Network.docx
@@ -432,6 +432,90 @@
           </w:tcPr>
           <w:p>
             <w:r>
+              <w:t>Active Directory</w:t>
+            </w:r>
+          </w:p>
+        </w:tc>
+        <w:tc>
+          <w:tcPr>
+            <w:tcW w:type="dxa" w:w="2160"/>
+          </w:tcPr>
+          <w:p>
+            <w:r>
+              <w:t>service</w:t>
+            </w:r>
+          </w:p>
+        </w:tc>
+        <w:tc>
+          <w:tcPr>
+            <w:tcW w:type="dxa" w:w="2160"/>
+          </w:tcPr>
+          <w:p>
+            <w:r>
+              <w:t>operational</w:t>
+            </w:r>
+          </w:p>
+        </w:tc>
+        <w:tc>
+          <w:tcPr>
+            <w:tcW w:type="dxa" w:w="2160"/>
+          </w:tcPr>
+          <w:p>
+            <w:r>
+              <w:t>Provide authenciation to all devices and provide group policy to Windows computers.</w:t>
+            </w:r>
+          </w:p>
+        </w:tc>
+      </w:tr>
+      <w:tr>
+        <w:tc>
+          <w:tcPr>
+            <w:tcW w:type="dxa" w:w="2160"/>
+          </w:tcPr>
+          <w:p>
+            <w:r>
+              <w:t>System usage</w:t>
+            </w:r>
+          </w:p>
+        </w:tc>
+        <w:tc>
+          <w:tcPr>
+            <w:tcW w:type="dxa" w:w="2160"/>
+          </w:tcPr>
+          <w:p>
+            <w:r>
+              <w:t>policy</w:t>
+            </w:r>
+          </w:p>
+        </w:tc>
+        <w:tc>
+          <w:tcPr>
+            <w:tcW w:type="dxa" w:w="2160"/>
+          </w:tcPr>
+          <w:p>
+            <w:r>
+              <w:t>operational</w:t>
+            </w:r>
+          </w:p>
+        </w:tc>
+        <w:tc>
+          <w:tcPr>
+            <w:tcW w:type="dxa" w:w="2160"/>
+          </w:tcPr>
+          <w:p>
+            <w:r>
+              <w:t>The system usage policy provides clear guidance for what the system will be used for.</w:t>
+            </w:r>
+          </w:p>
+        </w:tc>
+      </w:tr>
+      <w:tr>
+        <w:tc>
+          <w:tcPr>
+            <w:tcW w:type="dxa" w:w="2160"/>
+          </w:tcPr>
+          <w:p>
+            <w:r>
               <w:t>Cabling Infrastrucutre</w:t>
             </w:r>
           </w:p>
@@ -558,90 +642,6 @@
           </w:tcPr>
           <w:p>
             <w:r>
-              <w:t>System usage</w:t>
-            </w:r>
-          </w:p>
-        </w:tc>
-        <w:tc>
-          <w:tcPr>
-            <w:tcW w:type="dxa" w:w="2160"/>
-          </w:tcPr>
-          <w:p>
-            <w:r>
-              <w:t>policy</w:t>
-            </w:r>
-          </w:p>
-        </w:tc>
-        <w:tc>
-          <w:tcPr>
-            <w:tcW w:type="dxa" w:w="2160"/>
-          </w:tcPr>
-          <w:p>
-            <w:r>
-              <w:t>operational</w:t>
-            </w:r>
-          </w:p>
-        </w:tc>
-        <w:tc>
-          <w:tcPr>
-            <w:tcW w:type="dxa" w:w="2160"/>
-          </w:tcPr>
-          <w:p>
-            <w:r>
-              <w:t>The system usage policy provides clear guidance for what the system will be used for.</w:t>
-            </w:r>
-          </w:p>
-        </w:tc>
-      </w:tr>
-      <w:tr>
-        <w:tc>
-          <w:tcPr>
-            <w:tcW w:type="dxa" w:w="2160"/>
-          </w:tcPr>
-          <w:p>
-            <w:r>
-              <w:t>Active Directory</w:t>
-            </w:r>
-          </w:p>
-        </w:tc>
-        <w:tc>
-          <w:tcPr>
-            <w:tcW w:type="dxa" w:w="2160"/>
-          </w:tcPr>
-          <w:p>
-            <w:r>
-              <w:t>service</w:t>
-            </w:r>
-          </w:p>
-        </w:tc>
-        <w:tc>
-          <w:tcPr>
-            <w:tcW w:type="dxa" w:w="2160"/>
-          </w:tcPr>
-          <w:p>
-            <w:r>
-              <w:t>operational</w:t>
-            </w:r>
-          </w:p>
-        </w:tc>
-        <w:tc>
-          <w:tcPr>
-            <w:tcW w:type="dxa" w:w="2160"/>
-          </w:tcPr>
-          <w:p>
-            <w:r>
-              <w:t>Provide authenciation to all devices and provide group policy to Windows computers.</w:t>
-            </w:r>
-          </w:p>
-        </w:tc>
-      </w:tr>
-      <w:tr>
-        <w:tc>
-          <w:tcPr>
-            <w:tcW w:type="dxa" w:w="2160"/>
-          </w:tcPr>
-          <w:p>
-            <w:r>
               <w:t>Airlock Digital</w:t>
             </w:r>
           </w:p>
@@ -678,6 +678,55 @@
         </w:tc>
       </w:tr>
     </w:tbl>
+    <w:p>
+      <w:pPr>
+        <w:pStyle w:val="Heading2"/>
+      </w:pPr>
+      <w:r>
+        <w:t>Active Directory</w:t>
+      </w:r>
+    </w:p>
+    <w:p>
+      <w:r>
+        <w:rPr>
+          <w:b/>
+        </w:rPr>
+        <w:t xml:space="preserve">Purpose: </w:t>
+      </w:r>
+      <w:r>
+        <w:t>Provide authenciation to all devices and provide group policy to Windows computers.</w:t>
+      </w:r>
+    </w:p>
+    <w:p>
+      <w:pPr>
+        <w:pStyle w:val="Heading2"/>
+      </w:pPr>
+      <w:r>
+        <w:t>System usage</w:t>
+      </w:r>
+    </w:p>
+    <w:p>
+      <w:r>
+        <w:rPr>
+          <w:b/>
+        </w:rPr>
+        <w:t xml:space="preserve">Purpose: </w:t>
+      </w:r>
+      <w:r>
+        <w:t>This policy describes how the system can be used by staff.</w:t>
+      </w:r>
+    </w:p>
+    <w:p>
+      <w:r>
+        <w:rPr>
+          <w:b/>
+        </w:rPr>
+        <w:t xml:space="preserve">Responsible Roles: </w:t>
+      </w:r>
+      <w:r>
+        <w:t>system-owner, maintainer</w:t>
+      </w:r>
+    </w:p>
     <w:p>
       <w:pPr>
         <w:pStyle w:val="Heading2"/>
@@ -740,55 +789,6 @@
         <w:pStyle w:val="Heading2"/>
       </w:pPr>
       <w:r>
-        <w:t>System usage</w:t>
-      </w:r>
-    </w:p>
-    <w:p>
-      <w:r>
-        <w:rPr>
-          <w:b/>
-        </w:rPr>
-        <w:t xml:space="preserve">Purpose: </w:t>
-      </w:r>
-      <w:r>
-        <w:t>This policy describes how the system can be used by staff.</w:t>
-      </w:r>
-    </w:p>
-    <w:p>
-      <w:r>
-        <w:rPr>
-          <w:b/>
-        </w:rPr>
-        <w:t xml:space="preserve">Responsible Roles: </w:t>
-      </w:r>
-      <w:r>
-        <w:t>system-owner, maintainer</w:t>
-      </w:r>
-    </w:p>
-    <w:p>
-      <w:pPr>
-        <w:pStyle w:val="Heading2"/>
-      </w:pPr>
-      <w:r>
-        <w:t>Active Directory</w:t>
-      </w:r>
-    </w:p>
-    <w:p>
-      <w:r>
-        <w:rPr>
-          <w:b/>
-        </w:rPr>
-        <w:t xml:space="preserve">Purpose: </w:t>
-      </w:r>
-      <w:r>
-        <w:t>Provide authenciation to all devices and provide group policy to Windows computers.</w:t>
-      </w:r>
-    </w:p>
-    <w:p>
-      <w:pPr>
-        <w:pStyle w:val="Heading2"/>
-      </w:pPr>
-      <w:r>
         <w:t>Airlock Digital</w:t>
       </w:r>
     </w:p>
@@ -809,6 +809,118 @@
       </w:pPr>
       <w:r>
         <w:t>8.  Control Implementations</w:t>
+      </w:r>
+    </w:p>
+    <w:p>
+      <w:pPr>
+        <w:pStyle w:val="Heading1"/>
+      </w:pPr>
+      <w:r>
+        <w:t>Guidelines for personnel security</w:t>
+      </w:r>
+    </w:p>
+    <w:p>
+      <w:pPr>
+        <w:pStyle w:val="Heading2"/>
+      </w:pPr>
+      <w:r>
+        <w:t>ism-1864</w:t>
+      </w:r>
+    </w:p>
+    <w:tbl>
+      <w:tblPr>
+        <w:tblStyle w:val="TableGrid"/>
+        <w:tblW w:type="auto" w:w="0"/>
+        <w:tblLook w:firstColumn="1" w:firstRow="1" w:lastColumn="0" w:lastRow="0" w:noHBand="0" w:noVBand="1" w:val="04A0"/>
+      </w:tblPr>
+      <w:tblGrid>
+        <w:gridCol w:w="2880"/>
+        <w:gridCol w:w="2880"/>
+        <w:gridCol w:w="2880"/>
+      </w:tblGrid>
+      <w:tr>
+        <w:tc>
+          <w:tcPr>
+            <w:tcW w:type="dxa" w:w="2880"/>
+            <w:shd w:val="clear" w:color="auto" w:fill="D9D9D9"/>
+          </w:tcPr>
+          <w:p>
+            <w:r>
+              <w:rPr>
+                <w:b/>
+              </w:rPr>
+              <w:t>Component</w:t>
+            </w:r>
+          </w:p>
+        </w:tc>
+        <w:tc>
+          <w:tcPr>
+            <w:tcW w:type="dxa" w:w="2880"/>
+            <w:shd w:val="clear" w:color="auto" w:fill="D9D9D9"/>
+          </w:tcPr>
+          <w:p>
+            <w:r>
+              <w:rPr>
+                <w:b/>
+              </w:rPr>
+              <w:t>Status</w:t>
+            </w:r>
+          </w:p>
+        </w:tc>
+        <w:tc>
+          <w:tcPr>
+            <w:tcW w:type="dxa" w:w="2880"/>
+            <w:shd w:val="clear" w:color="auto" w:fill="D9D9D9"/>
+          </w:tcPr>
+          <w:p>
+            <w:r>
+              <w:rPr>
+                <w:b/>
+              </w:rPr>
+              <w:t>Description</w:t>
+            </w:r>
+          </w:p>
+        </w:tc>
+      </w:tr>
+      <w:tr>
+        <w:tc>
+          <w:tcPr>
+            <w:tcW w:type="dxa" w:w="2880"/>
+          </w:tcPr>
+          <w:p>
+            <w:r>
+              <w:t>System usage</w:t>
+            </w:r>
+          </w:p>
+        </w:tc>
+        <w:tc>
+          <w:tcPr>
+            <w:tcW w:type="dxa" w:w="2880"/>
+          </w:tcPr>
+          <w:p>
+            <w:r>
+              <w:t>implemented</w:t>
+            </w:r>
+          </w:p>
+        </w:tc>
+        <w:tc>
+          <w:tcPr>
+            <w:tcW w:type="dxa" w:w="2880"/>
+          </w:tcPr>
+          <w:p>
+            <w:r>
+              <w:t>A system usage policy exists and is checked and maintained yearly.</w:t>
+            </w:r>
+          </w:p>
+        </w:tc>
+      </w:tr>
+    </w:tbl>
+    <w:p>
+      <w:pPr>
+        <w:pStyle w:val="Heading1"/>
+      </w:pPr>
+      <w:r>
+        <w:t>Guidelines for communications infrastructure</w:t>
       </w:r>
     </w:p>
     <w:p>
@@ -1101,676 +1213,12 @@
     </w:tbl>
     <w:p>
       <w:pPr>
-        <w:pStyle w:val="Heading2"/>
+        <w:pStyle w:val="Heading1"/>
       </w:pPr>
       <w:r>
-        <w:t>ism-0639</w:t>
+        <w:t>Guidelines for system hardening</w:t>
       </w:r>
     </w:p>
-    <w:tbl>
-      <w:tblPr>
-        <w:tblStyle w:val="TableGrid"/>
-        <w:tblW w:type="auto" w:w="0"/>
-        <w:tblLook w:firstColumn="1" w:firstRow="1" w:lastColumn="0" w:lastRow="0" w:noHBand="0" w:noVBand="1" w:val="04A0"/>
-      </w:tblPr>
-      <w:tblGrid>
-        <w:gridCol w:w="2880"/>
-        <w:gridCol w:w="2880"/>
-        <w:gridCol w:w="2880"/>
-      </w:tblGrid>
-      <w:tr>
-        <w:tc>
-          <w:tcPr>
-            <w:tcW w:type="dxa" w:w="2880"/>
-            <w:shd w:val="clear" w:color="auto" w:fill="D9D9D9"/>
-          </w:tcPr>
-          <w:p>
-            <w:r>
-              <w:rPr>
-                <w:b/>
-              </w:rPr>
-              <w:t>Component</w:t>
-            </w:r>
-          </w:p>
-        </w:tc>
-        <w:tc>
-          <w:tcPr>
-            <w:tcW w:type="dxa" w:w="2880"/>
-            <w:shd w:val="clear" w:color="auto" w:fill="D9D9D9"/>
-          </w:tcPr>
-          <w:p>
-            <w:r>
-              <w:rPr>
-                <w:b/>
-              </w:rPr>
-              <w:t>Status</w:t>
-            </w:r>
-          </w:p>
-        </w:tc>
-        <w:tc>
-          <w:tcPr>
-            <w:tcW w:type="dxa" w:w="2880"/>
-            <w:shd w:val="clear" w:color="auto" w:fill="D9D9D9"/>
-          </w:tcPr>
-          <w:p>
-            <w:r>
-              <w:rPr>
-                <w:b/>
-              </w:rPr>
-              <w:t>Description</w:t>
-            </w:r>
-          </w:p>
-        </w:tc>
-      </w:tr>
-      <w:tr>
-        <w:tc>
-          <w:tcPr>
-            <w:tcW w:type="dxa" w:w="2880"/>
-          </w:tcPr>
-          <w:p>
-            <w:r>
-              <w:t>Firewall central</w:t>
-            </w:r>
-          </w:p>
-        </w:tc>
-        <w:tc>
-          <w:tcPr>
-            <w:tcW w:type="dxa" w:w="2880"/>
-          </w:tcPr>
-          <w:p>
-            <w:r>
-              <w:t>implemented</w:t>
-            </w:r>
-          </w:p>
-        </w:tc>
-        <w:tc>
-          <w:tcPr>
-            <w:tcW w:type="dxa" w:w="2880"/>
-          </w:tcPr>
-          <w:p>
-            <w:r>
-              <w:t>The central Firewall is used to provide network segregation between different security domains.</w:t>
-            </w:r>
-          </w:p>
-        </w:tc>
-      </w:tr>
-    </w:tbl>
-    <w:p>
-      <w:pPr>
-        <w:pStyle w:val="Heading2"/>
-      </w:pPr>
-      <w:r>
-        <w:t>ism-0457</w:t>
-      </w:r>
-    </w:p>
-    <w:tbl>
-      <w:tblPr>
-        <w:tblStyle w:val="TableGrid"/>
-        <w:tblW w:type="auto" w:w="0"/>
-        <w:tblLook w:firstColumn="1" w:firstRow="1" w:lastColumn="0" w:lastRow="0" w:noHBand="0" w:noVBand="1" w:val="04A0"/>
-      </w:tblPr>
-      <w:tblGrid>
-        <w:gridCol w:w="2880"/>
-        <w:gridCol w:w="2880"/>
-        <w:gridCol w:w="2880"/>
-      </w:tblGrid>
-      <w:tr>
-        <w:tc>
-          <w:tcPr>
-            <w:tcW w:type="dxa" w:w="2880"/>
-            <w:shd w:val="clear" w:color="auto" w:fill="D9D9D9"/>
-          </w:tcPr>
-          <w:p>
-            <w:r>
-              <w:rPr>
-                <w:b/>
-              </w:rPr>
-              <w:t>Component</w:t>
-            </w:r>
-          </w:p>
-        </w:tc>
-        <w:tc>
-          <w:tcPr>
-            <w:tcW w:type="dxa" w:w="2880"/>
-            <w:shd w:val="clear" w:color="auto" w:fill="D9D9D9"/>
-          </w:tcPr>
-          <w:p>
-            <w:r>
-              <w:rPr>
-                <w:b/>
-              </w:rPr>
-              <w:t>Status</w:t>
-            </w:r>
-          </w:p>
-        </w:tc>
-        <w:tc>
-          <w:tcPr>
-            <w:tcW w:type="dxa" w:w="2880"/>
-            <w:shd w:val="clear" w:color="auto" w:fill="D9D9D9"/>
-          </w:tcPr>
-          <w:p>
-            <w:r>
-              <w:rPr>
-                <w:b/>
-              </w:rPr>
-              <w:t>Description</w:t>
-            </w:r>
-          </w:p>
-        </w:tc>
-      </w:tr>
-      <w:tr>
-        <w:tc>
-          <w:tcPr>
-            <w:tcW w:type="dxa" w:w="2880"/>
-          </w:tcPr>
-          <w:p>
-            <w:r>
-              <w:t>network encryptor ABC</w:t>
-            </w:r>
-          </w:p>
-        </w:tc>
-        <w:tc>
-          <w:tcPr>
-            <w:tcW w:type="dxa" w:w="2880"/>
-          </w:tcPr>
-          <w:p>
-            <w:r>
-              <w:t>implemented</w:t>
-            </w:r>
-          </w:p>
-        </w:tc>
-        <w:tc>
-          <w:tcPr>
-            <w:tcW w:type="dxa" w:w="2880"/>
-          </w:tcPr>
-          <w:p>
-            <w:r>
-              <w:t>This device means the cryptographic requirements.</w:t>
-            </w:r>
-          </w:p>
-        </w:tc>
-      </w:tr>
-    </w:tbl>
-    <w:p>
-      <w:pPr>
-        <w:pStyle w:val="Heading2"/>
-      </w:pPr>
-      <w:r>
-        <w:t>ism-0465</w:t>
-      </w:r>
-    </w:p>
-    <w:tbl>
-      <w:tblPr>
-        <w:tblStyle w:val="TableGrid"/>
-        <w:tblW w:type="auto" w:w="0"/>
-        <w:tblLook w:firstColumn="1" w:firstRow="1" w:lastColumn="0" w:lastRow="0" w:noHBand="0" w:noVBand="1" w:val="04A0"/>
-      </w:tblPr>
-      <w:tblGrid>
-        <w:gridCol w:w="2880"/>
-        <w:gridCol w:w="2880"/>
-        <w:gridCol w:w="2880"/>
-      </w:tblGrid>
-      <w:tr>
-        <w:tc>
-          <w:tcPr>
-            <w:tcW w:type="dxa" w:w="2880"/>
-            <w:shd w:val="clear" w:color="auto" w:fill="D9D9D9"/>
-          </w:tcPr>
-          <w:p>
-            <w:r>
-              <w:rPr>
-                <w:b/>
-              </w:rPr>
-              <w:t>Component</w:t>
-            </w:r>
-          </w:p>
-        </w:tc>
-        <w:tc>
-          <w:tcPr>
-            <w:tcW w:type="dxa" w:w="2880"/>
-            <w:shd w:val="clear" w:color="auto" w:fill="D9D9D9"/>
-          </w:tcPr>
-          <w:p>
-            <w:r>
-              <w:rPr>
-                <w:b/>
-              </w:rPr>
-              <w:t>Status</w:t>
-            </w:r>
-          </w:p>
-        </w:tc>
-        <w:tc>
-          <w:tcPr>
-            <w:tcW w:type="dxa" w:w="2880"/>
-            <w:shd w:val="clear" w:color="auto" w:fill="D9D9D9"/>
-          </w:tcPr>
-          <w:p>
-            <w:r>
-              <w:rPr>
-                <w:b/>
-              </w:rPr>
-              <w:t>Description</w:t>
-            </w:r>
-          </w:p>
-        </w:tc>
-      </w:tr>
-      <w:tr>
-        <w:tc>
-          <w:tcPr>
-            <w:tcW w:type="dxa" w:w="2880"/>
-          </w:tcPr>
-          <w:p>
-            <w:r>
-              <w:t>network encryptor ABC</w:t>
-            </w:r>
-          </w:p>
-        </w:tc>
-        <w:tc>
-          <w:tcPr>
-            <w:tcW w:type="dxa" w:w="2880"/>
-          </w:tcPr>
-          <w:p>
-            <w:r>
-              <w:t>implemented</w:t>
-            </w:r>
-          </w:p>
-        </w:tc>
-        <w:tc>
-          <w:tcPr>
-            <w:tcW w:type="dxa" w:w="2880"/>
-          </w:tcPr>
-          <w:p>
-            <w:r>
-              <w:t>The common criteria evaluation certificate is document abc</w:t>
-            </w:r>
-          </w:p>
-        </w:tc>
-      </w:tr>
-    </w:tbl>
-    <w:p>
-      <w:pPr>
-        <w:pStyle w:val="Heading2"/>
-      </w:pPr>
-      <w:r>
-        <w:t>ism-1864</w:t>
-      </w:r>
-    </w:p>
-    <w:tbl>
-      <w:tblPr>
-        <w:tblStyle w:val="TableGrid"/>
-        <w:tblW w:type="auto" w:w="0"/>
-        <w:tblLook w:firstColumn="1" w:firstRow="1" w:lastColumn="0" w:lastRow="0" w:noHBand="0" w:noVBand="1" w:val="04A0"/>
-      </w:tblPr>
-      <w:tblGrid>
-        <w:gridCol w:w="2880"/>
-        <w:gridCol w:w="2880"/>
-        <w:gridCol w:w="2880"/>
-      </w:tblGrid>
-      <w:tr>
-        <w:tc>
-          <w:tcPr>
-            <w:tcW w:type="dxa" w:w="2880"/>
-            <w:shd w:val="clear" w:color="auto" w:fill="D9D9D9"/>
-          </w:tcPr>
-          <w:p>
-            <w:r>
-              <w:rPr>
-                <w:b/>
-              </w:rPr>
-              <w:t>Component</w:t>
-            </w:r>
-          </w:p>
-        </w:tc>
-        <w:tc>
-          <w:tcPr>
-            <w:tcW w:type="dxa" w:w="2880"/>
-            <w:shd w:val="clear" w:color="auto" w:fill="D9D9D9"/>
-          </w:tcPr>
-          <w:p>
-            <w:r>
-              <w:rPr>
-                <w:b/>
-              </w:rPr>
-              <w:t>Status</w:t>
-            </w:r>
-          </w:p>
-        </w:tc>
-        <w:tc>
-          <w:tcPr>
-            <w:tcW w:type="dxa" w:w="2880"/>
-            <w:shd w:val="clear" w:color="auto" w:fill="D9D9D9"/>
-          </w:tcPr>
-          <w:p>
-            <w:r>
-              <w:rPr>
-                <w:b/>
-              </w:rPr>
-              <w:t>Description</w:t>
-            </w:r>
-          </w:p>
-        </w:tc>
-      </w:tr>
-      <w:tr>
-        <w:tc>
-          <w:tcPr>
-            <w:tcW w:type="dxa" w:w="2880"/>
-          </w:tcPr>
-          <w:p>
-            <w:r>
-              <w:t>System usage</w:t>
-            </w:r>
-          </w:p>
-        </w:tc>
-        <w:tc>
-          <w:tcPr>
-            <w:tcW w:type="dxa" w:w="2880"/>
-          </w:tcPr>
-          <w:p>
-            <w:r>
-              <w:t>implemented</w:t>
-            </w:r>
-          </w:p>
-        </w:tc>
-        <w:tc>
-          <w:tcPr>
-            <w:tcW w:type="dxa" w:w="2880"/>
-          </w:tcPr>
-          <w:p>
-            <w:r>
-              <w:t>A system usage policy exists and is checked and maintained yearly.</w:t>
-            </w:r>
-          </w:p>
-        </w:tc>
-      </w:tr>
-    </w:tbl>
-    <w:p>
-      <w:pPr>
-        <w:pStyle w:val="Heading2"/>
-      </w:pPr>
-      <w:r>
-        <w:t>ism-1055</w:t>
-      </w:r>
-    </w:p>
-    <w:tbl>
-      <w:tblPr>
-        <w:tblStyle w:val="TableGrid"/>
-        <w:tblW w:type="auto" w:w="0"/>
-        <w:tblLook w:firstColumn="1" w:firstRow="1" w:lastColumn="0" w:lastRow="0" w:noHBand="0" w:noVBand="1" w:val="04A0"/>
-      </w:tblPr>
-      <w:tblGrid>
-        <w:gridCol w:w="2880"/>
-        <w:gridCol w:w="2880"/>
-        <w:gridCol w:w="2880"/>
-      </w:tblGrid>
-      <w:tr>
-        <w:tc>
-          <w:tcPr>
-            <w:tcW w:type="dxa" w:w="2880"/>
-            <w:shd w:val="clear" w:color="auto" w:fill="D9D9D9"/>
-          </w:tcPr>
-          <w:p>
-            <w:r>
-              <w:rPr>
-                <w:b/>
-              </w:rPr>
-              <w:t>Component</w:t>
-            </w:r>
-          </w:p>
-        </w:tc>
-        <w:tc>
-          <w:tcPr>
-            <w:tcW w:type="dxa" w:w="2880"/>
-            <w:shd w:val="clear" w:color="auto" w:fill="D9D9D9"/>
-          </w:tcPr>
-          <w:p>
-            <w:r>
-              <w:rPr>
-                <w:b/>
-              </w:rPr>
-              <w:t>Status</w:t>
-            </w:r>
-          </w:p>
-        </w:tc>
-        <w:tc>
-          <w:tcPr>
-            <w:tcW w:type="dxa" w:w="2880"/>
-            <w:shd w:val="clear" w:color="auto" w:fill="D9D9D9"/>
-          </w:tcPr>
-          <w:p>
-            <w:r>
-              <w:rPr>
-                <w:b/>
-              </w:rPr>
-              <w:t>Description</w:t>
-            </w:r>
-          </w:p>
-        </w:tc>
-      </w:tr>
-      <w:tr>
-        <w:tc>
-          <w:tcPr>
-            <w:tcW w:type="dxa" w:w="2880"/>
-          </w:tcPr>
-          <w:p>
-            <w:r>
-              <w:t>Active Directory</w:t>
-            </w:r>
-          </w:p>
-        </w:tc>
-        <w:tc>
-          <w:tcPr>
-            <w:tcW w:type="dxa" w:w="2880"/>
-          </w:tcPr>
-          <w:p>
-            <w:r>
-              <w:t>implemented</w:t>
-            </w:r>
-          </w:p>
-        </w:tc>
-        <w:tc>
-          <w:tcPr>
-            <w:tcW w:type="dxa" w:w="2880"/>
-          </w:tcPr>
-          <w:p>
-            <w:r>
-              <w:t>AD has a group policy applied to all Windows computers that disables LAN Manager and NT LAN Manager authenication.</w:t>
-            </w:r>
-          </w:p>
-        </w:tc>
-      </w:tr>
-    </w:tbl>
-    <w:p>
-      <w:pPr>
-        <w:pStyle w:val="Heading2"/>
-      </w:pPr>
-      <w:r>
-        <w:t>ism-1546</w:t>
-      </w:r>
-    </w:p>
-    <w:tbl>
-      <w:tblPr>
-        <w:tblStyle w:val="TableGrid"/>
-        <w:tblW w:type="auto" w:w="0"/>
-        <w:tblLook w:firstColumn="1" w:firstRow="1" w:lastColumn="0" w:lastRow="0" w:noHBand="0" w:noVBand="1" w:val="04A0"/>
-      </w:tblPr>
-      <w:tblGrid>
-        <w:gridCol w:w="2880"/>
-        <w:gridCol w:w="2880"/>
-        <w:gridCol w:w="2880"/>
-      </w:tblGrid>
-      <w:tr>
-        <w:tc>
-          <w:tcPr>
-            <w:tcW w:type="dxa" w:w="2880"/>
-            <w:shd w:val="clear" w:color="auto" w:fill="D9D9D9"/>
-          </w:tcPr>
-          <w:p>
-            <w:r>
-              <w:rPr>
-                <w:b/>
-              </w:rPr>
-              <w:t>Component</w:t>
-            </w:r>
-          </w:p>
-        </w:tc>
-        <w:tc>
-          <w:tcPr>
-            <w:tcW w:type="dxa" w:w="2880"/>
-            <w:shd w:val="clear" w:color="auto" w:fill="D9D9D9"/>
-          </w:tcPr>
-          <w:p>
-            <w:r>
-              <w:rPr>
-                <w:b/>
-              </w:rPr>
-              <w:t>Status</w:t>
-            </w:r>
-          </w:p>
-        </w:tc>
-        <w:tc>
-          <w:tcPr>
-            <w:tcW w:type="dxa" w:w="2880"/>
-            <w:shd w:val="clear" w:color="auto" w:fill="D9D9D9"/>
-          </w:tcPr>
-          <w:p>
-            <w:r>
-              <w:rPr>
-                <w:b/>
-              </w:rPr>
-              <w:t>Description</w:t>
-            </w:r>
-          </w:p>
-        </w:tc>
-      </w:tr>
-      <w:tr>
-        <w:tc>
-          <w:tcPr>
-            <w:tcW w:type="dxa" w:w="2880"/>
-          </w:tcPr>
-          <w:p>
-            <w:r>
-              <w:t>Active Directory</w:t>
-            </w:r>
-          </w:p>
-        </w:tc>
-        <w:tc>
-          <w:tcPr>
-            <w:tcW w:type="dxa" w:w="2880"/>
-          </w:tcPr>
-          <w:p>
-            <w:r>
-              <w:t>implemented</w:t>
-            </w:r>
-          </w:p>
-        </w:tc>
-        <w:tc>
-          <w:tcPr>
-            <w:tcW w:type="dxa" w:w="2880"/>
-          </w:tcPr>
-          <w:p>
-            <w:r>
-              <w:t>All users must authenicate against AD before being provided access to systems and resources.</w:t>
-            </w:r>
-          </w:p>
-        </w:tc>
-      </w:tr>
-    </w:tbl>
-    <w:p>
-      <w:pPr>
-        <w:pStyle w:val="Heading2"/>
-      </w:pPr>
-      <w:r>
-        <w:t>ism-0417</w:t>
-      </w:r>
-    </w:p>
-    <w:tbl>
-      <w:tblPr>
-        <w:tblStyle w:val="TableGrid"/>
-        <w:tblW w:type="auto" w:w="0"/>
-        <w:tblLook w:firstColumn="1" w:firstRow="1" w:lastColumn="0" w:lastRow="0" w:noHBand="0" w:noVBand="1" w:val="04A0"/>
-      </w:tblPr>
-      <w:tblGrid>
-        <w:gridCol w:w="2880"/>
-        <w:gridCol w:w="2880"/>
-        <w:gridCol w:w="2880"/>
-      </w:tblGrid>
-      <w:tr>
-        <w:tc>
-          <w:tcPr>
-            <w:tcW w:type="dxa" w:w="2880"/>
-            <w:shd w:val="clear" w:color="auto" w:fill="D9D9D9"/>
-          </w:tcPr>
-          <w:p>
-            <w:r>
-              <w:rPr>
-                <w:b/>
-              </w:rPr>
-              <w:t>Component</w:t>
-            </w:r>
-          </w:p>
-        </w:tc>
-        <w:tc>
-          <w:tcPr>
-            <w:tcW w:type="dxa" w:w="2880"/>
-            <w:shd w:val="clear" w:color="auto" w:fill="D9D9D9"/>
-          </w:tcPr>
-          <w:p>
-            <w:r>
-              <w:rPr>
-                <w:b/>
-              </w:rPr>
-              <w:t>Status</w:t>
-            </w:r>
-          </w:p>
-        </w:tc>
-        <w:tc>
-          <w:tcPr>
-            <w:tcW w:type="dxa" w:w="2880"/>
-            <w:shd w:val="clear" w:color="auto" w:fill="D9D9D9"/>
-          </w:tcPr>
-          <w:p>
-            <w:r>
-              <w:rPr>
-                <w:b/>
-              </w:rPr>
-              <w:t>Description</w:t>
-            </w:r>
-          </w:p>
-        </w:tc>
-      </w:tr>
-      <w:tr>
-        <w:tc>
-          <w:tcPr>
-            <w:tcW w:type="dxa" w:w="2880"/>
-          </w:tcPr>
-          <w:p>
-            <w:r>
-              <w:t>Active Directory</w:t>
-            </w:r>
-          </w:p>
-        </w:tc>
-        <w:tc>
-          <w:tcPr>
-            <w:tcW w:type="dxa" w:w="2880"/>
-          </w:tcPr>
-          <w:p>
-            <w:r>
-              <w:t>implemented</w:t>
-            </w:r>
-          </w:p>
-        </w:tc>
-        <w:tc>
-          <w:tcPr>
-            <w:tcW w:type="dxa" w:w="2880"/>
-          </w:tcPr>
-          <w:p>
-            <w:r>
-              <w:t>Currently the system is using single-factor authenciation using passwords.</w:t>
-            </w:r>
-          </w:p>
-        </w:tc>
-      </w:tr>
-    </w:tbl>
     <w:p>
       <w:pPr>
         <w:pStyle w:val="Heading2"/>
@@ -2155,6 +1603,598 @@
         </w:tc>
       </w:tr>
     </w:tbl>
+    <w:p>
+      <w:pPr>
+        <w:pStyle w:val="Heading2"/>
+      </w:pPr>
+      <w:r>
+        <w:t>ism-1546</w:t>
+      </w:r>
+    </w:p>
+    <w:tbl>
+      <w:tblPr>
+        <w:tblStyle w:val="TableGrid"/>
+        <w:tblW w:type="auto" w:w="0"/>
+        <w:tblLook w:firstColumn="1" w:firstRow="1" w:lastColumn="0" w:lastRow="0" w:noHBand="0" w:noVBand="1" w:val="04A0"/>
+      </w:tblPr>
+      <w:tblGrid>
+        <w:gridCol w:w="2880"/>
+        <w:gridCol w:w="2880"/>
+        <w:gridCol w:w="2880"/>
+      </w:tblGrid>
+      <w:tr>
+        <w:tc>
+          <w:tcPr>
+            <w:tcW w:type="dxa" w:w="2880"/>
+            <w:shd w:val="clear" w:color="auto" w:fill="D9D9D9"/>
+          </w:tcPr>
+          <w:p>
+            <w:r>
+              <w:rPr>
+                <w:b/>
+              </w:rPr>
+              <w:t>Component</w:t>
+            </w:r>
+          </w:p>
+        </w:tc>
+        <w:tc>
+          <w:tcPr>
+            <w:tcW w:type="dxa" w:w="2880"/>
+            <w:shd w:val="clear" w:color="auto" w:fill="D9D9D9"/>
+          </w:tcPr>
+          <w:p>
+            <w:r>
+              <w:rPr>
+                <w:b/>
+              </w:rPr>
+              <w:t>Status</w:t>
+            </w:r>
+          </w:p>
+        </w:tc>
+        <w:tc>
+          <w:tcPr>
+            <w:tcW w:type="dxa" w:w="2880"/>
+            <w:shd w:val="clear" w:color="auto" w:fill="D9D9D9"/>
+          </w:tcPr>
+          <w:p>
+            <w:r>
+              <w:rPr>
+                <w:b/>
+              </w:rPr>
+              <w:t>Description</w:t>
+            </w:r>
+          </w:p>
+        </w:tc>
+      </w:tr>
+      <w:tr>
+        <w:tc>
+          <w:tcPr>
+            <w:tcW w:type="dxa" w:w="2880"/>
+          </w:tcPr>
+          <w:p>
+            <w:r>
+              <w:t>Active Directory</w:t>
+            </w:r>
+          </w:p>
+        </w:tc>
+        <w:tc>
+          <w:tcPr>
+            <w:tcW w:type="dxa" w:w="2880"/>
+          </w:tcPr>
+          <w:p>
+            <w:r>
+              <w:t>implemented</w:t>
+            </w:r>
+          </w:p>
+        </w:tc>
+        <w:tc>
+          <w:tcPr>
+            <w:tcW w:type="dxa" w:w="2880"/>
+          </w:tcPr>
+          <w:p>
+            <w:r>
+              <w:t>All users must authenicate against AD before being provided access to systems and resources.</w:t>
+            </w:r>
+          </w:p>
+        </w:tc>
+      </w:tr>
+    </w:tbl>
+    <w:p>
+      <w:pPr>
+        <w:pStyle w:val="Heading2"/>
+      </w:pPr>
+      <w:r>
+        <w:t>ism-1055</w:t>
+      </w:r>
+    </w:p>
+    <w:tbl>
+      <w:tblPr>
+        <w:tblStyle w:val="TableGrid"/>
+        <w:tblW w:type="auto" w:w="0"/>
+        <w:tblLook w:firstColumn="1" w:firstRow="1" w:lastColumn="0" w:lastRow="0" w:noHBand="0" w:noVBand="1" w:val="04A0"/>
+      </w:tblPr>
+      <w:tblGrid>
+        <w:gridCol w:w="2880"/>
+        <w:gridCol w:w="2880"/>
+        <w:gridCol w:w="2880"/>
+      </w:tblGrid>
+      <w:tr>
+        <w:tc>
+          <w:tcPr>
+            <w:tcW w:type="dxa" w:w="2880"/>
+            <w:shd w:val="clear" w:color="auto" w:fill="D9D9D9"/>
+          </w:tcPr>
+          <w:p>
+            <w:r>
+              <w:rPr>
+                <w:b/>
+              </w:rPr>
+              <w:t>Component</w:t>
+            </w:r>
+          </w:p>
+        </w:tc>
+        <w:tc>
+          <w:tcPr>
+            <w:tcW w:type="dxa" w:w="2880"/>
+            <w:shd w:val="clear" w:color="auto" w:fill="D9D9D9"/>
+          </w:tcPr>
+          <w:p>
+            <w:r>
+              <w:rPr>
+                <w:b/>
+              </w:rPr>
+              <w:t>Status</w:t>
+            </w:r>
+          </w:p>
+        </w:tc>
+        <w:tc>
+          <w:tcPr>
+            <w:tcW w:type="dxa" w:w="2880"/>
+            <w:shd w:val="clear" w:color="auto" w:fill="D9D9D9"/>
+          </w:tcPr>
+          <w:p>
+            <w:r>
+              <w:rPr>
+                <w:b/>
+              </w:rPr>
+              <w:t>Description</w:t>
+            </w:r>
+          </w:p>
+        </w:tc>
+      </w:tr>
+      <w:tr>
+        <w:tc>
+          <w:tcPr>
+            <w:tcW w:type="dxa" w:w="2880"/>
+          </w:tcPr>
+          <w:p>
+            <w:r>
+              <w:t>Active Directory</w:t>
+            </w:r>
+          </w:p>
+        </w:tc>
+        <w:tc>
+          <w:tcPr>
+            <w:tcW w:type="dxa" w:w="2880"/>
+          </w:tcPr>
+          <w:p>
+            <w:r>
+              <w:t>implemented</w:t>
+            </w:r>
+          </w:p>
+        </w:tc>
+        <w:tc>
+          <w:tcPr>
+            <w:tcW w:type="dxa" w:w="2880"/>
+          </w:tcPr>
+          <w:p>
+            <w:r>
+              <w:t>AD has a group policy applied to all Windows computers that disables LAN Manager and NT LAN Manager authenication.</w:t>
+            </w:r>
+          </w:p>
+        </w:tc>
+      </w:tr>
+    </w:tbl>
+    <w:p>
+      <w:pPr>
+        <w:pStyle w:val="Heading2"/>
+      </w:pPr>
+      <w:r>
+        <w:t>ism-0417</w:t>
+      </w:r>
+    </w:p>
+    <w:tbl>
+      <w:tblPr>
+        <w:tblStyle w:val="TableGrid"/>
+        <w:tblW w:type="auto" w:w="0"/>
+        <w:tblLook w:firstColumn="1" w:firstRow="1" w:lastColumn="0" w:lastRow="0" w:noHBand="0" w:noVBand="1" w:val="04A0"/>
+      </w:tblPr>
+      <w:tblGrid>
+        <w:gridCol w:w="2880"/>
+        <w:gridCol w:w="2880"/>
+        <w:gridCol w:w="2880"/>
+      </w:tblGrid>
+      <w:tr>
+        <w:tc>
+          <w:tcPr>
+            <w:tcW w:type="dxa" w:w="2880"/>
+            <w:shd w:val="clear" w:color="auto" w:fill="D9D9D9"/>
+          </w:tcPr>
+          <w:p>
+            <w:r>
+              <w:rPr>
+                <w:b/>
+              </w:rPr>
+              <w:t>Component</w:t>
+            </w:r>
+          </w:p>
+        </w:tc>
+        <w:tc>
+          <w:tcPr>
+            <w:tcW w:type="dxa" w:w="2880"/>
+            <w:shd w:val="clear" w:color="auto" w:fill="D9D9D9"/>
+          </w:tcPr>
+          <w:p>
+            <w:r>
+              <w:rPr>
+                <w:b/>
+              </w:rPr>
+              <w:t>Status</w:t>
+            </w:r>
+          </w:p>
+        </w:tc>
+        <w:tc>
+          <w:tcPr>
+            <w:tcW w:type="dxa" w:w="2880"/>
+            <w:shd w:val="clear" w:color="auto" w:fill="D9D9D9"/>
+          </w:tcPr>
+          <w:p>
+            <w:r>
+              <w:rPr>
+                <w:b/>
+              </w:rPr>
+              <w:t>Description</w:t>
+            </w:r>
+          </w:p>
+        </w:tc>
+      </w:tr>
+      <w:tr>
+        <w:tc>
+          <w:tcPr>
+            <w:tcW w:type="dxa" w:w="2880"/>
+          </w:tcPr>
+          <w:p>
+            <w:r>
+              <w:t>Active Directory</w:t>
+            </w:r>
+          </w:p>
+        </w:tc>
+        <w:tc>
+          <w:tcPr>
+            <w:tcW w:type="dxa" w:w="2880"/>
+          </w:tcPr>
+          <w:p>
+            <w:r>
+              <w:t>implemented</w:t>
+            </w:r>
+          </w:p>
+        </w:tc>
+        <w:tc>
+          <w:tcPr>
+            <w:tcW w:type="dxa" w:w="2880"/>
+          </w:tcPr>
+          <w:p>
+            <w:r>
+              <w:t>Currently the system is using single-factor authenciation using passwords.</w:t>
+            </w:r>
+          </w:p>
+        </w:tc>
+      </w:tr>
+    </w:tbl>
+    <w:p>
+      <w:pPr>
+        <w:pStyle w:val="Heading1"/>
+      </w:pPr>
+      <w:r>
+        <w:t>Guidelines for cryptography</w:t>
+      </w:r>
+    </w:p>
+    <w:p>
+      <w:pPr>
+        <w:pStyle w:val="Heading2"/>
+      </w:pPr>
+      <w:r>
+        <w:t>ism-0457</w:t>
+      </w:r>
+    </w:p>
+    <w:tbl>
+      <w:tblPr>
+        <w:tblStyle w:val="TableGrid"/>
+        <w:tblW w:type="auto" w:w="0"/>
+        <w:tblLook w:firstColumn="1" w:firstRow="1" w:lastColumn="0" w:lastRow="0" w:noHBand="0" w:noVBand="1" w:val="04A0"/>
+      </w:tblPr>
+      <w:tblGrid>
+        <w:gridCol w:w="2880"/>
+        <w:gridCol w:w="2880"/>
+        <w:gridCol w:w="2880"/>
+      </w:tblGrid>
+      <w:tr>
+        <w:tc>
+          <w:tcPr>
+            <w:tcW w:type="dxa" w:w="2880"/>
+            <w:shd w:val="clear" w:color="auto" w:fill="D9D9D9"/>
+          </w:tcPr>
+          <w:p>
+            <w:r>
+              <w:rPr>
+                <w:b/>
+              </w:rPr>
+              <w:t>Component</w:t>
+            </w:r>
+          </w:p>
+        </w:tc>
+        <w:tc>
+          <w:tcPr>
+            <w:tcW w:type="dxa" w:w="2880"/>
+            <w:shd w:val="clear" w:color="auto" w:fill="D9D9D9"/>
+          </w:tcPr>
+          <w:p>
+            <w:r>
+              <w:rPr>
+                <w:b/>
+              </w:rPr>
+              <w:t>Status</w:t>
+            </w:r>
+          </w:p>
+        </w:tc>
+        <w:tc>
+          <w:tcPr>
+            <w:tcW w:type="dxa" w:w="2880"/>
+            <w:shd w:val="clear" w:color="auto" w:fill="D9D9D9"/>
+          </w:tcPr>
+          <w:p>
+            <w:r>
+              <w:rPr>
+                <w:b/>
+              </w:rPr>
+              <w:t>Description</w:t>
+            </w:r>
+          </w:p>
+        </w:tc>
+      </w:tr>
+      <w:tr>
+        <w:tc>
+          <w:tcPr>
+            <w:tcW w:type="dxa" w:w="2880"/>
+          </w:tcPr>
+          <w:p>
+            <w:r>
+              <w:t>network encryptor ABC</w:t>
+            </w:r>
+          </w:p>
+        </w:tc>
+        <w:tc>
+          <w:tcPr>
+            <w:tcW w:type="dxa" w:w="2880"/>
+          </w:tcPr>
+          <w:p>
+            <w:r>
+              <w:t>implemented</w:t>
+            </w:r>
+          </w:p>
+        </w:tc>
+        <w:tc>
+          <w:tcPr>
+            <w:tcW w:type="dxa" w:w="2880"/>
+          </w:tcPr>
+          <w:p>
+            <w:r>
+              <w:t>This device means the cryptographic requirements.</w:t>
+            </w:r>
+          </w:p>
+        </w:tc>
+      </w:tr>
+    </w:tbl>
+    <w:p>
+      <w:pPr>
+        <w:pStyle w:val="Heading2"/>
+      </w:pPr>
+      <w:r>
+        <w:t>ism-0465</w:t>
+      </w:r>
+    </w:p>
+    <w:tbl>
+      <w:tblPr>
+        <w:tblStyle w:val="TableGrid"/>
+        <w:tblW w:type="auto" w:w="0"/>
+        <w:tblLook w:firstColumn="1" w:firstRow="1" w:lastColumn="0" w:lastRow="0" w:noHBand="0" w:noVBand="1" w:val="04A0"/>
+      </w:tblPr>
+      <w:tblGrid>
+        <w:gridCol w:w="2880"/>
+        <w:gridCol w:w="2880"/>
+        <w:gridCol w:w="2880"/>
+      </w:tblGrid>
+      <w:tr>
+        <w:tc>
+          <w:tcPr>
+            <w:tcW w:type="dxa" w:w="2880"/>
+            <w:shd w:val="clear" w:color="auto" w:fill="D9D9D9"/>
+          </w:tcPr>
+          <w:p>
+            <w:r>
+              <w:rPr>
+                <w:b/>
+              </w:rPr>
+              <w:t>Component</w:t>
+            </w:r>
+          </w:p>
+        </w:tc>
+        <w:tc>
+          <w:tcPr>
+            <w:tcW w:type="dxa" w:w="2880"/>
+            <w:shd w:val="clear" w:color="auto" w:fill="D9D9D9"/>
+          </w:tcPr>
+          <w:p>
+            <w:r>
+              <w:rPr>
+                <w:b/>
+              </w:rPr>
+              <w:t>Status</w:t>
+            </w:r>
+          </w:p>
+        </w:tc>
+        <w:tc>
+          <w:tcPr>
+            <w:tcW w:type="dxa" w:w="2880"/>
+            <w:shd w:val="clear" w:color="auto" w:fill="D9D9D9"/>
+          </w:tcPr>
+          <w:p>
+            <w:r>
+              <w:rPr>
+                <w:b/>
+              </w:rPr>
+              <w:t>Description</w:t>
+            </w:r>
+          </w:p>
+        </w:tc>
+      </w:tr>
+      <w:tr>
+        <w:tc>
+          <w:tcPr>
+            <w:tcW w:type="dxa" w:w="2880"/>
+          </w:tcPr>
+          <w:p>
+            <w:r>
+              <w:t>network encryptor ABC</w:t>
+            </w:r>
+          </w:p>
+        </w:tc>
+        <w:tc>
+          <w:tcPr>
+            <w:tcW w:type="dxa" w:w="2880"/>
+          </w:tcPr>
+          <w:p>
+            <w:r>
+              <w:t>implemented</w:t>
+            </w:r>
+          </w:p>
+        </w:tc>
+        <w:tc>
+          <w:tcPr>
+            <w:tcW w:type="dxa" w:w="2880"/>
+          </w:tcPr>
+          <w:p>
+            <w:r>
+              <w:t>The common criteria evaluation certificate is document abc</w:t>
+            </w:r>
+          </w:p>
+        </w:tc>
+      </w:tr>
+    </w:tbl>
+    <w:p>
+      <w:pPr>
+        <w:pStyle w:val="Heading1"/>
+      </w:pPr>
+      <w:r>
+        <w:t>Guidelines for gateways</w:t>
+      </w:r>
+    </w:p>
+    <w:p>
+      <w:pPr>
+        <w:pStyle w:val="Heading2"/>
+      </w:pPr>
+      <w:r>
+        <w:t>ism-0639</w:t>
+      </w:r>
+    </w:p>
+    <w:tbl>
+      <w:tblPr>
+        <w:tblStyle w:val="TableGrid"/>
+        <w:tblW w:type="auto" w:w="0"/>
+        <w:tblLook w:firstColumn="1" w:firstRow="1" w:lastColumn="0" w:lastRow="0" w:noHBand="0" w:noVBand="1" w:val="04A0"/>
+      </w:tblPr>
+      <w:tblGrid>
+        <w:gridCol w:w="2880"/>
+        <w:gridCol w:w="2880"/>
+        <w:gridCol w:w="2880"/>
+      </w:tblGrid>
+      <w:tr>
+        <w:tc>
+          <w:tcPr>
+            <w:tcW w:type="dxa" w:w="2880"/>
+            <w:shd w:val="clear" w:color="auto" w:fill="D9D9D9"/>
+          </w:tcPr>
+          <w:p>
+            <w:r>
+              <w:rPr>
+                <w:b/>
+              </w:rPr>
+              <w:t>Component</w:t>
+            </w:r>
+          </w:p>
+        </w:tc>
+        <w:tc>
+          <w:tcPr>
+            <w:tcW w:type="dxa" w:w="2880"/>
+            <w:shd w:val="clear" w:color="auto" w:fill="D9D9D9"/>
+          </w:tcPr>
+          <w:p>
+            <w:r>
+              <w:rPr>
+                <w:b/>
+              </w:rPr>
+              <w:t>Status</w:t>
+            </w:r>
+          </w:p>
+        </w:tc>
+        <w:tc>
+          <w:tcPr>
+            <w:tcW w:type="dxa" w:w="2880"/>
+            <w:shd w:val="clear" w:color="auto" w:fill="D9D9D9"/>
+          </w:tcPr>
+          <w:p>
+            <w:r>
+              <w:rPr>
+                <w:b/>
+              </w:rPr>
+              <w:t>Description</w:t>
+            </w:r>
+          </w:p>
+        </w:tc>
+      </w:tr>
+      <w:tr>
+        <w:tc>
+          <w:tcPr>
+            <w:tcW w:type="dxa" w:w="2880"/>
+          </w:tcPr>
+          <w:p>
+            <w:r>
+              <w:t>Firewall central</w:t>
+            </w:r>
+          </w:p>
+        </w:tc>
+        <w:tc>
+          <w:tcPr>
+            <w:tcW w:type="dxa" w:w="2880"/>
+          </w:tcPr>
+          <w:p>
+            <w:r>
+              <w:t>implemented</w:t>
+            </w:r>
+          </w:p>
+        </w:tc>
+        <w:tc>
+          <w:tcPr>
+            <w:tcW w:type="dxa" w:w="2880"/>
+          </w:tcPr>
+          <w:p>
+            <w:r>
+              <w:t>The central Firewall is used to provide network segregation between different security domains.</w:t>
+            </w:r>
+          </w:p>
+        </w:tc>
+      </w:tr>
+    </w:tbl>
     <w:sectPr>
       <w:pgSz w:w="12240" w:h="15840"/>
       <w:pgMar w:top="1440" w:right="1800" w:bottom="1440" w:left="1800" w:header="720" w:footer="720" w:gutter="0"/>

--- a/example-data/SSP_Example_Research_Network.docx
+++ b/example-data/SSP_Example_Research_Network.docx
@@ -677,6 +677,92 @@
           </w:p>
         </w:tc>
       </w:tr>
+      <w:tr>
+        <w:tc>
+          <w:tcPr>
+            <w:tcW w:type="dxa" w:w="2160"/>
+          </w:tcPr>
+          <w:p>
+            <w:r>
+              <w:t>AD GPO Client hardening</w:t>
+            </w:r>
+          </w:p>
+        </w:tc>
+        <w:tc>
+          <w:tcPr>
+            <w:tcW w:type="dxa" w:w="2160"/>
+          </w:tcPr>
+          <w:p>
+            <w:r>
+              <w:t>policy</w:t>
+            </w:r>
+          </w:p>
+        </w:tc>
+        <w:tc>
+          <w:tcPr>
+            <w:tcW w:type="dxa" w:w="2160"/>
+          </w:tcPr>
+          <w:p>
+            <w:r>
+              <w:t>operational</w:t>
+            </w:r>
+          </w:p>
+        </w:tc>
+        <w:tc>
+          <w:tcPr>
+            <w:tcW w:type="dxa" w:w="2160"/>
+          </w:tcPr>
+          <w:p>
+            <w:r>
+              <w:t>There is a Active Directory Group Policy called "Client Hardening" which on Windows desktops sets multiple settings.</w:t>
+              <w:br/>
+              <w:t>- Screen lock is set to activate after a 15 minutes of user inactivity</w:t>
+            </w:r>
+          </w:p>
+        </w:tc>
+      </w:tr>
+      <w:tr>
+        <w:tc>
+          <w:tcPr>
+            <w:tcW w:type="dxa" w:w="2160"/>
+          </w:tcPr>
+          <w:p>
+            <w:r>
+              <w:t>Windows Fileshare Network I:</w:t>
+            </w:r>
+          </w:p>
+        </w:tc>
+        <w:tc>
+          <w:tcPr>
+            <w:tcW w:type="dxa" w:w="2160"/>
+          </w:tcPr>
+          <w:p>
+            <w:r>
+              <w:t>service</w:t>
+            </w:r>
+          </w:p>
+        </w:tc>
+        <w:tc>
+          <w:tcPr>
+            <w:tcW w:type="dxa" w:w="2160"/>
+          </w:tcPr>
+          <w:p>
+            <w:r>
+              <w:t>operational</w:t>
+            </w:r>
+          </w:p>
+        </w:tc>
+        <w:tc>
+          <w:tcPr>
+            <w:tcW w:type="dxa" w:w="2160"/>
+          </w:tcPr>
+          <w:p>
+            <w:r>
+              <w:t>This is the primary fileshare for normal uses. It provides general information fileshare service.</w:t>
+            </w:r>
+          </w:p>
+        </w:tc>
+      </w:tr>
     </w:tbl>
     <w:p>
       <w:pPr>
@@ -801,6 +887,25 @@
       </w:r>
       <w:r>
         <w:t>Provides application control solution</w:t>
+      </w:r>
+    </w:p>
+    <w:p>
+      <w:pPr>
+        <w:pStyle w:val="Heading2"/>
+      </w:pPr>
+      <w:r>
+        <w:t>Windows Fileshare Network I:</w:t>
+      </w:r>
+    </w:p>
+    <w:p>
+      <w:r>
+        <w:rPr>
+          <w:b/>
+        </w:rPr>
+        <w:t xml:space="preserve">Purpose: </w:t>
+      </w:r>
+      <w:r>
+        <w:t>The Windows fileshare mapped as I:</w:t>
       </w:r>
     </w:p>
     <w:p>
@@ -1893,6 +1998,198 @@
     </w:tbl>
     <w:p>
       <w:pPr>
+        <w:pStyle w:val="Heading2"/>
+      </w:pPr>
+      <w:r>
+        <w:t>ism-0428</w:t>
+      </w:r>
+    </w:p>
+    <w:tbl>
+      <w:tblPr>
+        <w:tblStyle w:val="TableGrid"/>
+        <w:tblW w:type="auto" w:w="0"/>
+        <w:tblLook w:firstColumn="1" w:firstRow="1" w:lastColumn="0" w:lastRow="0" w:noHBand="0" w:noVBand="1" w:val="04A0"/>
+      </w:tblPr>
+      <w:tblGrid>
+        <w:gridCol w:w="2880"/>
+        <w:gridCol w:w="2880"/>
+        <w:gridCol w:w="2880"/>
+      </w:tblGrid>
+      <w:tr>
+        <w:tc>
+          <w:tcPr>
+            <w:tcW w:type="dxa" w:w="2880"/>
+            <w:shd w:val="clear" w:color="auto" w:fill="D9D9D9"/>
+          </w:tcPr>
+          <w:p>
+            <w:r>
+              <w:rPr>
+                <w:b/>
+              </w:rPr>
+              <w:t>Component</w:t>
+            </w:r>
+          </w:p>
+        </w:tc>
+        <w:tc>
+          <w:tcPr>
+            <w:tcW w:type="dxa" w:w="2880"/>
+            <w:shd w:val="clear" w:color="auto" w:fill="D9D9D9"/>
+          </w:tcPr>
+          <w:p>
+            <w:r>
+              <w:rPr>
+                <w:b/>
+              </w:rPr>
+              <w:t>Status</w:t>
+            </w:r>
+          </w:p>
+        </w:tc>
+        <w:tc>
+          <w:tcPr>
+            <w:tcW w:type="dxa" w:w="2880"/>
+            <w:shd w:val="clear" w:color="auto" w:fill="D9D9D9"/>
+          </w:tcPr>
+          <w:p>
+            <w:r>
+              <w:rPr>
+                <w:b/>
+              </w:rPr>
+              <w:t>Description</w:t>
+            </w:r>
+          </w:p>
+        </w:tc>
+      </w:tr>
+      <w:tr>
+        <w:tc>
+          <w:tcPr>
+            <w:tcW w:type="dxa" w:w="2880"/>
+          </w:tcPr>
+          <w:p>
+            <w:r>
+              <w:t>AD GPO Client hardening</w:t>
+            </w:r>
+          </w:p>
+        </w:tc>
+        <w:tc>
+          <w:tcPr>
+            <w:tcW w:type="dxa" w:w="2880"/>
+          </w:tcPr>
+          <w:p>
+            <w:r>
+              <w:t>implemented</w:t>
+            </w:r>
+          </w:p>
+        </w:tc>
+        <w:tc>
+          <w:tcPr>
+            <w:tcW w:type="dxa" w:w="2880"/>
+          </w:tcPr>
+          <w:p>
+            <w:r>
+              <w:t>The GPO sets the session logoff after 10 hours of user inactivity on all Windows desktop computers.</w:t>
+            </w:r>
+          </w:p>
+        </w:tc>
+      </w:tr>
+    </w:tbl>
+    <w:p>
+      <w:pPr>
+        <w:pStyle w:val="Heading2"/>
+      </w:pPr>
+      <w:r>
+        <w:t>ism-2012</w:t>
+      </w:r>
+    </w:p>
+    <w:tbl>
+      <w:tblPr>
+        <w:tblStyle w:val="TableGrid"/>
+        <w:tblW w:type="auto" w:w="0"/>
+        <w:tblLook w:firstColumn="1" w:firstRow="1" w:lastColumn="0" w:lastRow="0" w:noHBand="0" w:noVBand="1" w:val="04A0"/>
+      </w:tblPr>
+      <w:tblGrid>
+        <w:gridCol w:w="2880"/>
+        <w:gridCol w:w="2880"/>
+        <w:gridCol w:w="2880"/>
+      </w:tblGrid>
+      <w:tr>
+        <w:tc>
+          <w:tcPr>
+            <w:tcW w:type="dxa" w:w="2880"/>
+            <w:shd w:val="clear" w:color="auto" w:fill="D9D9D9"/>
+          </w:tcPr>
+          <w:p>
+            <w:r>
+              <w:rPr>
+                <w:b/>
+              </w:rPr>
+              <w:t>Component</w:t>
+            </w:r>
+          </w:p>
+        </w:tc>
+        <w:tc>
+          <w:tcPr>
+            <w:tcW w:type="dxa" w:w="2880"/>
+            <w:shd w:val="clear" w:color="auto" w:fill="D9D9D9"/>
+          </w:tcPr>
+          <w:p>
+            <w:r>
+              <w:rPr>
+                <w:b/>
+              </w:rPr>
+              <w:t>Status</w:t>
+            </w:r>
+          </w:p>
+        </w:tc>
+        <w:tc>
+          <w:tcPr>
+            <w:tcW w:type="dxa" w:w="2880"/>
+            <w:shd w:val="clear" w:color="auto" w:fill="D9D9D9"/>
+          </w:tcPr>
+          <w:p>
+            <w:r>
+              <w:rPr>
+                <w:b/>
+              </w:rPr>
+              <w:t>Description</w:t>
+            </w:r>
+          </w:p>
+        </w:tc>
+      </w:tr>
+      <w:tr>
+        <w:tc>
+          <w:tcPr>
+            <w:tcW w:type="dxa" w:w="2880"/>
+          </w:tcPr>
+          <w:p>
+            <w:r>
+              <w:t>AD GPO Client hardening</w:t>
+            </w:r>
+          </w:p>
+        </w:tc>
+        <w:tc>
+          <w:tcPr>
+            <w:tcW w:type="dxa" w:w="2880"/>
+          </w:tcPr>
+          <w:p>
+            <w:r>
+              <w:t>implemented</w:t>
+            </w:r>
+          </w:p>
+        </w:tc>
+        <w:tc>
+          <w:tcPr>
+            <w:tcW w:type="dxa" w:w="2880"/>
+          </w:tcPr>
+          <w:p>
+            <w:r>
+              <w:t>The GPO sets the windows screen lock to activate after 10 minutes of user inactivity on all Windows desktop computers.</w:t>
+            </w:r>
+          </w:p>
+        </w:tc>
+      </w:tr>
+    </w:tbl>
+    <w:p>
+      <w:pPr>
         <w:pStyle w:val="Heading1"/>
       </w:pPr>
       <w:r>
